--- a/docs/ho-so/EIDE-TGT-19_ISA_toolchain_adapter_discovery.docx
+++ b/docs/ho-so/EIDE-TGT-19_ISA_toolchain_adapter_discovery.docx
@@ -8571,6 +8571,21 @@
           <w:szCs w:val="24"/>
         </w:rPr>
         <w:t xml:space="preserve">[67] V. T. Công, "EIDE-Rà soát đủ điều kiện phát triển (EIDE_Ra_soat_Du_dieu_kien_Phat_trien.xlsx)," 05/09/2026.</w:t>
+      </w:r>
+    </w:p>
+    <w:p>
+      <w:pPr>
+        <w:spacing w:after="100" w:line="276"/>
+        <w:ind w:left="567" w:hanging="567"/>
+        <w:jc w:val="left"/>
+      </w:pPr>
+      <w:r>
+        <w:rPr>
+          <w:rFonts w:ascii="Times New Roman" w:cs="Times New Roman" w:eastAsia="Times New Roman" w:hAnsi="Times New Roman"/>
+          <w:sz w:val="24"/>
+          <w:szCs w:val="24"/>
+        </w:rPr>
+        <w:t xml:space="preserve">[68] Anthropic, "Claude Code documentation — memory (CLAUDE.md), slash commands, hooks, settings," Claude Docs, 2026. [Online]. Available: https://docs.claude.com/en/docs/claude-code</w:t>
       </w:r>
     </w:p>
     <w:sectPr>

--- a/docs/ho-so/EIDE-TGT-19_ISA_toolchain_adapter_discovery.docx
+++ b/docs/ho-so/EIDE-TGT-19_ISA_toolchain_adapter_discovery.docx
@@ -277,7 +277,7 @@
                 <w:sz w:val="21"/>
                 <w:szCs w:val="21"/>
               </w:rPr>
-              <w:t xml:space="preserve">1.0 — phát hành cùng bộ hồ sơ v1.2 (bổ sung theo Rà soát đủ điều kiện phát triển)</w:t>
+              <w:t xml:space="preserve">1.1 — §2 bảng ISA: rv32imac và xtensa-esp32 chuyển M2 → M5 kèm lý do — cả hai cần chuỗi công cụ và trình mô phỏng chưa cài được, nên "kiểm" ở M2 mà không có board lẫn toolchain chỉ là nạp YAML. Ghi gói ba việc của M5: schema manifest ISA, TC-48 ("ISA là dữ liệu, không phải mã"), manifest xtensa-esp32 và pic16. Nêu rõ avr8 ở mốc M0 đã có manifest từ Sprint 1 nhưng chưa test nào chạm tới. §8: bảng nguồn hãng sinh ra `sources/vendors.yaml` kèm giấy phép từng mục, để `search.vendor` đọc từ spec thay vì chép tay (DEV-055).</w:t>
             </w:r>
           </w:p>
         </w:tc>
@@ -1217,6 +1217,148 @@
                 <w:szCs w:val="21"/>
               </w:rPr>
               <w:t xml:space="preserve">Phát hành lần đầu — bổ sung lĩnh vực L20/L21/L23</w:t>
+            </w:r>
+          </w:p>
+        </w:tc>
+      </w:tr>
+      <w:tr>
+        <w:tc>
+          <w:tcPr>
+            <w:tcW w:type="dxa" w:w="1500"/>
+            <w:tcBorders>
+              <w:top w:val="single" w:color="7F7F7F" w:sz="4"/>
+              <w:left w:val="single" w:color="7F7F7F" w:sz="4"/>
+              <w:bottom w:val="single" w:color="7F7F7F" w:sz="4"/>
+              <w:right w:val="single" w:color="7F7F7F" w:sz="4"/>
+            </w:tcBorders>
+            <w:shd w:fill="F2F6FB" w:color="auto" w:val="clear"/>
+            <w:tcMar>
+              <w:top w:type="dxa" w:w="50"/>
+              <w:left w:type="dxa" w:w="80"/>
+              <w:bottom w:type="dxa" w:w="50"/>
+              <w:right w:type="dxa" w:w="80"/>
+            </w:tcMar>
+            <w:vAlign w:val="top"/>
+          </w:tcPr>
+          <w:p>
+            <w:pPr>
+              <w:spacing w:after="30" w:line="264"/>
+              <w:jc w:val="left"/>
+            </w:pPr>
+            <w:r>
+              <w:rPr>
+                <w:rFonts w:ascii="Times New Roman" w:cs="Times New Roman" w:eastAsia="Times New Roman" w:hAnsi="Times New Roman"/>
+                <w:b/>
+                <w:bCs/>
+                <w:sz w:val="21"/>
+                <w:szCs w:val="21"/>
+              </w:rPr>
+              <w:t xml:space="preserve">1.1</w:t>
+            </w:r>
+          </w:p>
+        </w:tc>
+        <w:tc>
+          <w:tcPr>
+            <w:tcW w:type="dxa" w:w="1700"/>
+            <w:tcBorders>
+              <w:top w:val="single" w:color="7F7F7F" w:sz="4"/>
+              <w:left w:val="single" w:color="7F7F7F" w:sz="4"/>
+              <w:bottom w:val="single" w:color="7F7F7F" w:sz="4"/>
+              <w:right w:val="single" w:color="7F7F7F" w:sz="4"/>
+            </w:tcBorders>
+            <w:shd w:fill="F2F6FB" w:color="auto" w:val="clear"/>
+            <w:tcMar>
+              <w:top w:type="dxa" w:w="50"/>
+              <w:left w:type="dxa" w:w="80"/>
+              <w:bottom w:type="dxa" w:w="50"/>
+              <w:right w:type="dxa" w:w="80"/>
+            </w:tcMar>
+            <w:vAlign w:val="top"/>
+          </w:tcPr>
+          <w:p>
+            <w:pPr>
+              <w:spacing w:after="30" w:line="264"/>
+              <w:jc w:val="left"/>
+            </w:pPr>
+            <w:r>
+              <w:rPr>
+                <w:rFonts w:ascii="Times New Roman" w:cs="Times New Roman" w:eastAsia="Times New Roman" w:hAnsi="Times New Roman"/>
+                <w:b w:val="false"/>
+                <w:bCs w:val="false"/>
+                <w:sz w:val="21"/>
+                <w:szCs w:val="21"/>
+              </w:rPr>
+              <w:t xml:space="preserve">07/09/2026</w:t>
+            </w:r>
+          </w:p>
+        </w:tc>
+        <w:tc>
+          <w:tcPr>
+            <w:tcW w:type="dxa" w:w="2100"/>
+            <w:tcBorders>
+              <w:top w:val="single" w:color="7F7F7F" w:sz="4"/>
+              <w:left w:val="single" w:color="7F7F7F" w:sz="4"/>
+              <w:bottom w:val="single" w:color="7F7F7F" w:sz="4"/>
+              <w:right w:val="single" w:color="7F7F7F" w:sz="4"/>
+            </w:tcBorders>
+            <w:shd w:fill="F2F6FB" w:color="auto" w:val="clear"/>
+            <w:tcMar>
+              <w:top w:type="dxa" w:w="50"/>
+              <w:left w:type="dxa" w:w="80"/>
+              <w:bottom w:type="dxa" w:w="50"/>
+              <w:right w:type="dxa" w:w="80"/>
+            </w:tcMar>
+            <w:vAlign w:val="top"/>
+          </w:tcPr>
+          <w:p>
+            <w:pPr>
+              <w:spacing w:after="30" w:line="264"/>
+              <w:jc w:val="left"/>
+            </w:pPr>
+            <w:r>
+              <w:rPr>
+                <w:rFonts w:ascii="Times New Roman" w:cs="Times New Roman" w:eastAsia="Times New Roman" w:hAnsi="Times New Roman"/>
+                <w:b w:val="false"/>
+                <w:bCs w:val="false"/>
+                <w:sz w:val="21"/>
+                <w:szCs w:val="21"/>
+              </w:rPr>
+              <w:t xml:space="preserve">Vũ Trí Công</w:t>
+            </w:r>
+          </w:p>
+        </w:tc>
+        <w:tc>
+          <w:tcPr>
+            <w:tcW w:type="dxa" w:w="4000"/>
+            <w:tcBorders>
+              <w:top w:val="single" w:color="7F7F7F" w:sz="4"/>
+              <w:left w:val="single" w:color="7F7F7F" w:sz="4"/>
+              <w:bottom w:val="single" w:color="7F7F7F" w:sz="4"/>
+              <w:right w:val="single" w:color="7F7F7F" w:sz="4"/>
+            </w:tcBorders>
+            <w:shd w:fill="F2F6FB" w:color="auto" w:val="clear"/>
+            <w:tcMar>
+              <w:top w:type="dxa" w:w="50"/>
+              <w:left w:type="dxa" w:w="80"/>
+              <w:bottom w:type="dxa" w:w="50"/>
+              <w:right w:type="dxa" w:w="80"/>
+            </w:tcMar>
+            <w:vAlign w:val="top"/>
+          </w:tcPr>
+          <w:p>
+            <w:pPr>
+              <w:spacing w:after="30" w:line="264"/>
+              <w:jc w:val="left"/>
+            </w:pPr>
+            <w:r>
+              <w:rPr>
+                <w:rFonts w:ascii="Times New Roman" w:cs="Times New Roman" w:eastAsia="Times New Roman" w:hAnsi="Times New Roman"/>
+                <w:b w:val="false"/>
+                <w:bCs w:val="false"/>
+                <w:sz w:val="21"/>
+                <w:szCs w:val="21"/>
+              </w:rPr>
+              <w:t xml:space="preserve">§2 bảng ISA: rv32imac và xtensa-esp32 chuyển M2 → M5 kèm lý do — cả hai cần chuỗi công cụ và trình mô phỏng chưa cài được, nên "kiểm" ở M2 mà không có board lẫn toolchain chỉ là nạp YAML. Ghi gói ba việc của M5: schema manifest ISA, TC-48 ("ISA là dữ liệu, không phải mã"), manifest xtensa-esp32 và pic16. Nêu rõ avr8 ở mốc M0 đã có manifest từ Sprint 1 nhưng chưa test nào chạm tới. §8: bảng nguồn hãng sinh ra `sources/vendors.yaml` kèm giấy phép từng mục, để `search.vendor` đọc từ spec thay vì chép tay (DEV-055).</w:t>
             </w:r>
           </w:p>
         </w:tc>
@@ -2445,7 +2587,7 @@
                 <w:sz w:val="21"/>
                 <w:szCs w:val="21"/>
               </w:rPr>
-              <w:t xml:space="preserve">rv32imac (M2)</w:t>
+              <w:t xml:space="preserve">rv32imac (M5)</w:t>
             </w:r>
           </w:p>
         </w:tc>
@@ -2656,7 +2798,7 @@
                 <w:sz w:val="21"/>
                 <w:szCs w:val="21"/>
               </w:rPr>
-              <w:t xml:space="preserve">xtensa-esp32 (M2)</w:t>
+              <w:t xml:space="preserve">xtensa-esp32 (M5)</w:t>
             </w:r>
           </w:p>
         </w:tc>
@@ -3044,6 +3186,44 @@
         </w:tc>
       </w:tr>
     </w:tbl>
+    <w:p>
+      <w:pPr>
+        <w:spacing w:after="60"/>
+      </w:pPr>
+      <w:r>
+        <w:rPr>
+          <w:rFonts w:ascii="Times New Roman" w:cs="Times New Roman" w:eastAsia="Times New Roman" w:hAnsi="Times New Roman"/>
+          <w:sz w:val="26"/>
+          <w:szCs w:val="26"/>
+        </w:rPr>
+        <w:t xml:space="preserve"/>
+      </w:r>
+    </w:p>
+    <w:p>
+      <w:pPr>
+        <w:spacing w:after="120" w:line="360"/>
+        <w:ind w:firstLine="0"/>
+        <w:jc w:val="both"/>
+      </w:pPr>
+      <w:r>
+        <w:rPr>
+          <w:rFonts w:ascii="Times New Roman" w:cs="Times New Roman" w:eastAsia="Times New Roman" w:hAnsi="Times New Roman"/>
+          <w:b/>
+          <w:bCs/>
+          <w:sz w:val="26"/>
+          <w:szCs w:val="26"/>
+        </w:rPr>
+        <w:t xml:space="preserve">rv32imac và xtensa-esp32 chuyển từ M2 sang M5</w:t>
+      </w:r>
+      <w:r>
+        <w:rPr>
+          <w:rFonts w:ascii="Times New Roman" w:cs="Times New Roman" w:eastAsia="Times New Roman" w:hAnsi="Times New Roman"/>
+          <w:sz w:val="26"/>
+          <w:szCs w:val="26"/>
+        </w:rPr>
+        <w:t xml:space="preserve"> (quyết định 07/09/2026). Cả hai cần chuỗi công cụ và trình mô phỏng chưa cài được trong môi trường phát triển hiện tại (`riscv-none-elf-gcc`, ESP-IDF, QEMU riscv32/xtensa), nên “kiểm” chúng ở M2 mà không có board lẫn toolchain sẽ chỉ là nạp YAML — đúng việc mà schema manifest cộng TC-48 làm được rẻ hơn nhiều. Ở M5 làm một gói: (1) `docs/spec/isa/isa.schema.json` cùng test nạp MỌI tệp trong `docs/spec/isa/` qua schema — `avr8` (mốc M0, manifest đã có từ Sprint 1 nhưng chưa test nào chạm tới) tự có test từ đó; (2) TC-48 thả `rv32imac.yaml` vào rồi khẳng định `env.check` hiểu nó mà KHÔNG sửa dòng mã nào trong `src/`, tức chứng minh “ISA là dữ liệu, không phải mã”; (3) manifest `xtensa-esp32` và `pic16`. PIC giữ nguyên M5 vì lý do hệ sinh thái đã ghi ở bảng trên, không phải vì chưa làm: XC8 là trình dịch đóng và MPLAB sim không tự động hóa được, nên PIC không chạy được vòng “mô phỏng trước phần cứng” mà `defaults.sim_first` đòi. Xem DEVIATIONS DEV-055.</w:t>
+      </w:r>
+    </w:p>
     <w:p>
       <w:pPr>
         <w:spacing w:after="60"/>
@@ -8724,7 +8904,7 @@
         <w:sz w:val="20"/>
         <w:szCs w:val="20"/>
       </w:rPr>
-      <w:t xml:space="preserve">EIDE-TGT-19 · ISA, toolchain, adapter, discovery · v1.0</w:t>
+      <w:t xml:space="preserve">EIDE-TGT-19 · ISA, toolchain, adapter, discovery · v1.1</w:t>
     </w:r>
   </w:p>
 </w:hdr>

--- a/docs/ho-so/EIDE-TGT-19_ISA_toolchain_adapter_discovery.docx
+++ b/docs/ho-so/EIDE-TGT-19_ISA_toolchain_adapter_discovery.docx
@@ -277,7 +277,25 @@
                 <w:sz w:val="21"/>
                 <w:szCs w:val="21"/>
               </w:rPr>
-              <w:t xml:space="preserve">1.1 — §2 bảng ISA: rv32imac và xtensa-esp32 chuyển M2 → M5 kèm lý do — cả hai cần chuỗi công cụ và trình mô phỏng chưa cài được, nên "kiểm" ở M2 mà không có board lẫn toolchain chỉ là nạp YAML. Ghi gói ba việc của M5: schema manifest ISA, TC-48 ("ISA là dữ liệu, không phải mã"), manifest xtensa-esp32 và pic16. Nêu rõ avr8 ở mốc M0 đã có manifest từ Sprint 1 nhưng chưa test nào chạm tới. §8: bảng nguồn hãng sinh ra `sources/vendors.yaml` kèm giấy phép từng mục, để `search.vendor` đọc từ spec thay vì chép tay (DEV-055).</w:t>
+              <w:t xml:space="preserve">1.2 — `isa/avr8.yaml` khối `sim` thêm `fallback: qemu`, cùng khuôn với `armv7e-m.yaml` vốn đã có từ đầu; §2 bảng ISA ghi đường lui ấy vào cột Sim. Lý do (DEV-086, chủ sản phẩm duyệt 11/09/2026): </w:t>
+            </w:r>
+            <w:r>
+              <w:rPr>
+                <w:rFonts w:ascii="Times New Roman" w:cs="Times New Roman" w:eastAsia="Times New Roman" w:hAnsi="Times New Roman"/>
+                <w:b/>
+                <w:bCs/>
+                <w:sz w:val="21"/>
+                <w:szCs w:val="21"/>
+              </w:rPr>
+              <w:t xml:space="preserve">không engine mô phỏng nào trong bộ hồ sơ chạy được trên máy phát triển</w:t>
+            </w:r>
+            <w:r>
+              <w:rPr>
+                <w:rFonts w:ascii="Times New Roman" w:cs="Times New Roman" w:eastAsia="Times New Roman" w:hAnsi="Times New Roman"/>
+                <w:sz w:val="21"/>
+                <w:szCs w:val="21"/>
+              </w:rPr>
+              <w:t xml:space="preserve"> — `simavr` không có công thức brew, Renode không có cask, và `qemu-system-arm` tuy có nhưng không mang máy ảo nào cho họ STM32F4 (gần nhất là `netduinoplus2`, vốn là STM32F405). Trong khi đó `qemu-system-avr` có sẵn và mang đúng `arduino-uno` = ATmega328P, khớp `family_patterns: ["^ATmega", …]`. Không khai `fallback` thì EIDE không được phép dùng nó, nên cả nhóm `sim.*` hiện thực xong mà đường chạy engine THẬT chưa lần nào được thi hành. Tài liệu không giải thích được vì sao hai manifest khác nhau ở điểm này, nên đây là chỗ tài liệu thiếu chứ không phải hiện thực sai.</w:t>
             </w:r>
           </w:p>
         </w:tc>
@@ -1359,6 +1377,164 @@
                 <w:szCs w:val="21"/>
               </w:rPr>
               <w:t xml:space="preserve">§2 bảng ISA: rv32imac và xtensa-esp32 chuyển M2 → M5 kèm lý do — cả hai cần chuỗi công cụ và trình mô phỏng chưa cài được, nên "kiểm" ở M2 mà không có board lẫn toolchain chỉ là nạp YAML. Ghi gói ba việc của M5: schema manifest ISA, TC-48 ("ISA là dữ liệu, không phải mã"), manifest xtensa-esp32 và pic16. Nêu rõ avr8 ở mốc M0 đã có manifest từ Sprint 1 nhưng chưa test nào chạm tới. §8: bảng nguồn hãng sinh ra `sources/vendors.yaml` kèm giấy phép từng mục, để `search.vendor` đọc từ spec thay vì chép tay (DEV-055).</w:t>
+            </w:r>
+          </w:p>
+        </w:tc>
+      </w:tr>
+      <w:tr>
+        <w:tc>
+          <w:tcPr>
+            <w:tcW w:type="dxa" w:w="1500"/>
+            <w:tcBorders>
+              <w:top w:val="single" w:color="7F7F7F" w:sz="4"/>
+              <w:left w:val="single" w:color="7F7F7F" w:sz="4"/>
+              <w:bottom w:val="single" w:color="7F7F7F" w:sz="4"/>
+              <w:right w:val="single" w:color="7F7F7F" w:sz="4"/>
+            </w:tcBorders>
+            <w:tcMar>
+              <w:top w:type="dxa" w:w="50"/>
+              <w:left w:type="dxa" w:w="80"/>
+              <w:bottom w:type="dxa" w:w="50"/>
+              <w:right w:type="dxa" w:w="80"/>
+            </w:tcMar>
+            <w:vAlign w:val="top"/>
+          </w:tcPr>
+          <w:p>
+            <w:pPr>
+              <w:spacing w:after="30" w:line="264"/>
+              <w:jc w:val="left"/>
+            </w:pPr>
+            <w:r>
+              <w:rPr>
+                <w:rFonts w:ascii="Times New Roman" w:cs="Times New Roman" w:eastAsia="Times New Roman" w:hAnsi="Times New Roman"/>
+                <w:b/>
+                <w:bCs/>
+                <w:sz w:val="21"/>
+                <w:szCs w:val="21"/>
+              </w:rPr>
+              <w:t xml:space="preserve">1.2</w:t>
+            </w:r>
+          </w:p>
+        </w:tc>
+        <w:tc>
+          <w:tcPr>
+            <w:tcW w:type="dxa" w:w="1700"/>
+            <w:tcBorders>
+              <w:top w:val="single" w:color="7F7F7F" w:sz="4"/>
+              <w:left w:val="single" w:color="7F7F7F" w:sz="4"/>
+              <w:bottom w:val="single" w:color="7F7F7F" w:sz="4"/>
+              <w:right w:val="single" w:color="7F7F7F" w:sz="4"/>
+            </w:tcBorders>
+            <w:tcMar>
+              <w:top w:type="dxa" w:w="50"/>
+              <w:left w:type="dxa" w:w="80"/>
+              <w:bottom w:type="dxa" w:w="50"/>
+              <w:right w:type="dxa" w:w="80"/>
+            </w:tcMar>
+            <w:vAlign w:val="top"/>
+          </w:tcPr>
+          <w:p>
+            <w:pPr>
+              <w:spacing w:after="30" w:line="264"/>
+              <w:jc w:val="left"/>
+            </w:pPr>
+            <w:r>
+              <w:rPr>
+                <w:rFonts w:ascii="Times New Roman" w:cs="Times New Roman" w:eastAsia="Times New Roman" w:hAnsi="Times New Roman"/>
+                <w:b w:val="false"/>
+                <w:bCs w:val="false"/>
+                <w:sz w:val="21"/>
+                <w:szCs w:val="21"/>
+              </w:rPr>
+              <w:t xml:space="preserve">11/09/2026</w:t>
+            </w:r>
+          </w:p>
+        </w:tc>
+        <w:tc>
+          <w:tcPr>
+            <w:tcW w:type="dxa" w:w="2100"/>
+            <w:tcBorders>
+              <w:top w:val="single" w:color="7F7F7F" w:sz="4"/>
+              <w:left w:val="single" w:color="7F7F7F" w:sz="4"/>
+              <w:bottom w:val="single" w:color="7F7F7F" w:sz="4"/>
+              <w:right w:val="single" w:color="7F7F7F" w:sz="4"/>
+            </w:tcBorders>
+            <w:tcMar>
+              <w:top w:type="dxa" w:w="50"/>
+              <w:left w:type="dxa" w:w="80"/>
+              <w:bottom w:type="dxa" w:w="50"/>
+              <w:right w:type="dxa" w:w="80"/>
+            </w:tcMar>
+            <w:vAlign w:val="top"/>
+          </w:tcPr>
+          <w:p>
+            <w:pPr>
+              <w:spacing w:after="30" w:line="264"/>
+              <w:jc w:val="left"/>
+            </w:pPr>
+            <w:r>
+              <w:rPr>
+                <w:rFonts w:ascii="Times New Roman" w:cs="Times New Roman" w:eastAsia="Times New Roman" w:hAnsi="Times New Roman"/>
+                <w:b w:val="false"/>
+                <w:bCs w:val="false"/>
+                <w:sz w:val="21"/>
+                <w:szCs w:val="21"/>
+              </w:rPr>
+              <w:t xml:space="preserve">Vũ Trí Công</w:t>
+            </w:r>
+          </w:p>
+        </w:tc>
+        <w:tc>
+          <w:tcPr>
+            <w:tcW w:type="dxa" w:w="4000"/>
+            <w:tcBorders>
+              <w:top w:val="single" w:color="7F7F7F" w:sz="4"/>
+              <w:left w:val="single" w:color="7F7F7F" w:sz="4"/>
+              <w:bottom w:val="single" w:color="7F7F7F" w:sz="4"/>
+              <w:right w:val="single" w:color="7F7F7F" w:sz="4"/>
+            </w:tcBorders>
+            <w:tcMar>
+              <w:top w:type="dxa" w:w="50"/>
+              <w:left w:type="dxa" w:w="80"/>
+              <w:bottom w:type="dxa" w:w="50"/>
+              <w:right w:type="dxa" w:w="80"/>
+            </w:tcMar>
+            <w:vAlign w:val="top"/>
+          </w:tcPr>
+          <w:p>
+            <w:pPr>
+              <w:spacing w:after="30" w:line="264"/>
+              <w:jc w:val="left"/>
+            </w:pPr>
+            <w:r>
+              <w:rPr>
+                <w:rFonts w:ascii="Times New Roman" w:cs="Times New Roman" w:eastAsia="Times New Roman" w:hAnsi="Times New Roman"/>
+                <w:b w:val="false"/>
+                <w:bCs w:val="false"/>
+                <w:sz w:val="21"/>
+                <w:szCs w:val="21"/>
+              </w:rPr>
+              <w:t xml:space="preserve">`isa/avr8.yaml` khối `sim` thêm `fallback: qemu`, cùng khuôn với `armv7e-m.yaml` vốn đã có từ đầu; §2 bảng ISA ghi đường lui ấy vào cột Sim. Lý do (DEV-086, chủ sản phẩm duyệt 11/09/2026): </w:t>
+            </w:r>
+            <w:r>
+              <w:rPr>
+                <w:rFonts w:ascii="Times New Roman" w:cs="Times New Roman" w:eastAsia="Times New Roman" w:hAnsi="Times New Roman"/>
+                <w:b/>
+                <w:bCs/>
+                <w:sz w:val="21"/>
+                <w:szCs w:val="21"/>
+              </w:rPr>
+              <w:t xml:space="preserve">không engine mô phỏng nào trong bộ hồ sơ chạy được trên máy phát triển</w:t>
+            </w:r>
+            <w:r>
+              <w:rPr>
+                <w:rFonts w:ascii="Times New Roman" w:cs="Times New Roman" w:eastAsia="Times New Roman" w:hAnsi="Times New Roman"/>
+                <w:b w:val="false"/>
+                <w:bCs w:val="false"/>
+                <w:sz w:val="21"/>
+                <w:szCs w:val="21"/>
+              </w:rPr>
+              <w:t xml:space="preserve"> — `simavr` không có công thức brew, Renode không có cask, và `qemu-system-arm` tuy có nhưng không mang máy ảo nào cho họ STM32F4 (gần nhất là `netduinoplus2`, vốn là STM32F405). Trong khi đó `qemu-system-avr` có sẵn và mang đúng `arduino-uno` = ATmega328P, khớp `family_patterns: ["^ATmega", …]`. Không khai `fallback` thì EIDE không được phép dùng nó, nên cả nhóm `sim.*` hiện thực xong mà đường chạy engine THẬT chưa lần nào được thi hành. Tài liệu không giải thích được vì sao hai manifest khác nhau ở điểm này, nên đây là chỗ tài liệu thiếu chứ không phải hiện thực sai.</w:t>
             </w:r>
           </w:p>
         </w:tc>
@@ -2550,7 +2726,7 @@
                 <w:sz w:val="21"/>
                 <w:szCs w:val="21"/>
               </w:rPr>
-              <w:t xml:space="preserve">simavr [52]</w:t>
+              <w:t xml:space="preserve">simavr [52], fallback QEMU (qemu-system-avr)</w:t>
             </w:r>
           </w:p>
         </w:tc>
@@ -8904,7 +9080,7 @@
         <w:sz w:val="20"/>
         <w:szCs w:val="20"/>
       </w:rPr>
-      <w:t xml:space="preserve">EIDE-TGT-19 · ISA, toolchain, adapter, discovery · v1.1</w:t>
+      <w:t xml:space="preserve">EIDE-TGT-19 · ISA, toolchain, adapter, discovery · v1.2</w:t>
     </w:r>
   </w:p>
 </w:hdr>

--- a/docs/ho-so/EIDE-TGT-19_ISA_toolchain_adapter_discovery.docx
+++ b/docs/ho-so/EIDE-TGT-19_ISA_toolchain_adapter_discovery.docx
@@ -277,7 +277,7 @@
                 <w:sz w:val="21"/>
                 <w:szCs w:val="21"/>
               </w:rPr>
-              <w:t xml:space="preserve">1.2 — `isa/avr8.yaml` khối `sim` thêm `fallback: qemu`, cùng khuôn với `armv7e-m.yaml` vốn đã có từ đầu; §2 bảng ISA ghi đường lui ấy vào cột Sim. Lý do (DEV-086, chủ sản phẩm duyệt 11/09/2026): </w:t>
+              <w:t xml:space="preserve">1.3 — §1 schema và cả hai manifest thêm trường </w:t>
             </w:r>
             <w:r>
               <w:rPr>
@@ -287,15 +287,15 @@
                 <w:sz w:val="21"/>
                 <w:szCs w:val="21"/>
               </w:rPr>
-              <w:t xml:space="preserve">không engine mô phỏng nào trong bộ hồ sơ chạy được trên máy phát triển</w:t>
-            </w:r>
-            <w:r>
-              <w:rPr>
-                <w:rFonts w:ascii="Times New Roman" w:cs="Times New Roman" w:eastAsia="Times New Roman" w:hAnsi="Times New Roman"/>
-                <w:sz w:val="21"/>
-                <w:szCs w:val="21"/>
-              </w:rPr>
-              <w:t xml:space="preserve"> — `simavr` không có công thức brew, Renode không có cask, và `qemu-system-arm` tuy có nhưng không mang máy ảo nào cho họ STM32F4 (gần nhất là `netduinoplus2`, vốn là STM32F405). Trong khi đó `qemu-system-avr` có sẵn và mang đúng `arduino-uno` = ATmega328P, khớp `family_patterns: ["^ATmega", …]`. Không khai `fallback` thì EIDE không được phép dùng nó, nên cả nhóm `sim.*` hiện thực xong mà đường chạy engine THẬT chưa lần nào được thi hành. Tài liệu không giải thích được vì sao hai manifest khác nhau ở điểm này, nên đây là chỗ tài liệu thiếu chứ không phải hiện thực sai.</w:t>
+              <w:t xml:space="preserve">`package`</w:t>
+            </w:r>
+            <w:r>
+              <w:rPr>
+                <w:rFonts w:ascii="Times New Roman" w:cs="Times New Roman" w:eastAsia="Times New Roman" w:hAnsi="Times New Roman"/>
+                <w:sz w:val="21"/>
+                <w:szCs w:val="21"/>
+              </w:rPr>
+              <w:t xml:space="preserve"> cho `toolchain.compiler` và từng mục `toolchain.tools[]`: tên GÓI theo từng hệ điều hành, khai khi nó KHÁC tên chương trình (DEV-089, chủ sản phẩm duyệt 13/09/2026). Tới nay `env.install` dùng `tool` làm luôn tên gói, mà hai thứ ấy không phải một: `arm-none-eabi-size` và `arm-none-eabi-objcopy` là hai CHƯƠNG TRÌNH đến từ MỘT gói `arm-none-eabi-binutils` (brew) hay `binutils-arm-none-eabi` (apt) — `brew install arm-none-eabi-size` không tồn tại. Cùng chuyện với `avr-size` (đến từ `avr-gcc`). Hệ quả trước khi sửa: `env.install` cho ba công cụ ấy chắc chắn hỏng, và hỏng bằng một thông báo của trình quản lý gói chứ không bằng một câu EIDE giải thích được. Một danh sách phẳng dùng chung cho brew/apt/winget giả định ba hệ sinh thái đặt tên giống nhau — điều không đúng với bất kỳ gói nào có tiền tố.</w:t>
             </w:r>
           </w:p>
         </w:tc>
@@ -1539,6 +1539,168 @@
           </w:p>
         </w:tc>
       </w:tr>
+      <w:tr>
+        <w:tc>
+          <w:tcPr>
+            <w:tcW w:type="dxa" w:w="1500"/>
+            <w:tcBorders>
+              <w:top w:val="single" w:color="7F7F7F" w:sz="4"/>
+              <w:left w:val="single" w:color="7F7F7F" w:sz="4"/>
+              <w:bottom w:val="single" w:color="7F7F7F" w:sz="4"/>
+              <w:right w:val="single" w:color="7F7F7F" w:sz="4"/>
+            </w:tcBorders>
+            <w:shd w:fill="F2F6FB" w:color="auto" w:val="clear"/>
+            <w:tcMar>
+              <w:top w:type="dxa" w:w="50"/>
+              <w:left w:type="dxa" w:w="80"/>
+              <w:bottom w:type="dxa" w:w="50"/>
+              <w:right w:type="dxa" w:w="80"/>
+            </w:tcMar>
+            <w:vAlign w:val="top"/>
+          </w:tcPr>
+          <w:p>
+            <w:pPr>
+              <w:spacing w:after="30" w:line="264"/>
+              <w:jc w:val="left"/>
+            </w:pPr>
+            <w:r>
+              <w:rPr>
+                <w:rFonts w:ascii="Times New Roman" w:cs="Times New Roman" w:eastAsia="Times New Roman" w:hAnsi="Times New Roman"/>
+                <w:b/>
+                <w:bCs/>
+                <w:sz w:val="21"/>
+                <w:szCs w:val="21"/>
+              </w:rPr>
+              <w:t xml:space="preserve">1.3</w:t>
+            </w:r>
+          </w:p>
+        </w:tc>
+        <w:tc>
+          <w:tcPr>
+            <w:tcW w:type="dxa" w:w="1700"/>
+            <w:tcBorders>
+              <w:top w:val="single" w:color="7F7F7F" w:sz="4"/>
+              <w:left w:val="single" w:color="7F7F7F" w:sz="4"/>
+              <w:bottom w:val="single" w:color="7F7F7F" w:sz="4"/>
+              <w:right w:val="single" w:color="7F7F7F" w:sz="4"/>
+            </w:tcBorders>
+            <w:shd w:fill="F2F6FB" w:color="auto" w:val="clear"/>
+            <w:tcMar>
+              <w:top w:type="dxa" w:w="50"/>
+              <w:left w:type="dxa" w:w="80"/>
+              <w:bottom w:type="dxa" w:w="50"/>
+              <w:right w:type="dxa" w:w="80"/>
+            </w:tcMar>
+            <w:vAlign w:val="top"/>
+          </w:tcPr>
+          <w:p>
+            <w:pPr>
+              <w:spacing w:after="30" w:line="264"/>
+              <w:jc w:val="left"/>
+            </w:pPr>
+            <w:r>
+              <w:rPr>
+                <w:rFonts w:ascii="Times New Roman" w:cs="Times New Roman" w:eastAsia="Times New Roman" w:hAnsi="Times New Roman"/>
+                <w:b w:val="false"/>
+                <w:bCs w:val="false"/>
+                <w:sz w:val="21"/>
+                <w:szCs w:val="21"/>
+              </w:rPr>
+              <w:t xml:space="preserve">13/09/2026</w:t>
+            </w:r>
+          </w:p>
+        </w:tc>
+        <w:tc>
+          <w:tcPr>
+            <w:tcW w:type="dxa" w:w="2100"/>
+            <w:tcBorders>
+              <w:top w:val="single" w:color="7F7F7F" w:sz="4"/>
+              <w:left w:val="single" w:color="7F7F7F" w:sz="4"/>
+              <w:bottom w:val="single" w:color="7F7F7F" w:sz="4"/>
+              <w:right w:val="single" w:color="7F7F7F" w:sz="4"/>
+            </w:tcBorders>
+            <w:shd w:fill="F2F6FB" w:color="auto" w:val="clear"/>
+            <w:tcMar>
+              <w:top w:type="dxa" w:w="50"/>
+              <w:left w:type="dxa" w:w="80"/>
+              <w:bottom w:type="dxa" w:w="50"/>
+              <w:right w:type="dxa" w:w="80"/>
+            </w:tcMar>
+            <w:vAlign w:val="top"/>
+          </w:tcPr>
+          <w:p>
+            <w:pPr>
+              <w:spacing w:after="30" w:line="264"/>
+              <w:jc w:val="left"/>
+            </w:pPr>
+            <w:r>
+              <w:rPr>
+                <w:rFonts w:ascii="Times New Roman" w:cs="Times New Roman" w:eastAsia="Times New Roman" w:hAnsi="Times New Roman"/>
+                <w:b w:val="false"/>
+                <w:bCs w:val="false"/>
+                <w:sz w:val="21"/>
+                <w:szCs w:val="21"/>
+              </w:rPr>
+              <w:t xml:space="preserve">Vũ Trí Công</w:t>
+            </w:r>
+          </w:p>
+        </w:tc>
+        <w:tc>
+          <w:tcPr>
+            <w:tcW w:type="dxa" w:w="4000"/>
+            <w:tcBorders>
+              <w:top w:val="single" w:color="7F7F7F" w:sz="4"/>
+              <w:left w:val="single" w:color="7F7F7F" w:sz="4"/>
+              <w:bottom w:val="single" w:color="7F7F7F" w:sz="4"/>
+              <w:right w:val="single" w:color="7F7F7F" w:sz="4"/>
+            </w:tcBorders>
+            <w:shd w:fill="F2F6FB" w:color="auto" w:val="clear"/>
+            <w:tcMar>
+              <w:top w:type="dxa" w:w="50"/>
+              <w:left w:type="dxa" w:w="80"/>
+              <w:bottom w:type="dxa" w:w="50"/>
+              <w:right w:type="dxa" w:w="80"/>
+            </w:tcMar>
+            <w:vAlign w:val="top"/>
+          </w:tcPr>
+          <w:p>
+            <w:pPr>
+              <w:spacing w:after="30" w:line="264"/>
+              <w:jc w:val="left"/>
+            </w:pPr>
+            <w:r>
+              <w:rPr>
+                <w:rFonts w:ascii="Times New Roman" w:cs="Times New Roman" w:eastAsia="Times New Roman" w:hAnsi="Times New Roman"/>
+                <w:b w:val="false"/>
+                <w:bCs w:val="false"/>
+                <w:sz w:val="21"/>
+                <w:szCs w:val="21"/>
+              </w:rPr>
+              <w:t xml:space="preserve">§1 schema và cả hai manifest thêm trường </w:t>
+            </w:r>
+            <w:r>
+              <w:rPr>
+                <w:rFonts w:ascii="Times New Roman" w:cs="Times New Roman" w:eastAsia="Times New Roman" w:hAnsi="Times New Roman"/>
+                <w:b/>
+                <w:bCs/>
+                <w:sz w:val="21"/>
+                <w:szCs w:val="21"/>
+              </w:rPr>
+              <w:t xml:space="preserve">`package`</w:t>
+            </w:r>
+            <w:r>
+              <w:rPr>
+                <w:rFonts w:ascii="Times New Roman" w:cs="Times New Roman" w:eastAsia="Times New Roman" w:hAnsi="Times New Roman"/>
+                <w:b w:val="false"/>
+                <w:bCs w:val="false"/>
+                <w:sz w:val="21"/>
+                <w:szCs w:val="21"/>
+              </w:rPr>
+              <w:t xml:space="preserve"> cho `toolchain.compiler` và từng mục `toolchain.tools[]`: tên GÓI theo từng hệ điều hành, khai khi nó KHÁC tên chương trình (DEV-089, chủ sản phẩm duyệt 13/09/2026). Tới nay `env.install` dùng `tool` làm luôn tên gói, mà hai thứ ấy không phải một: `arm-none-eabi-size` và `arm-none-eabi-objcopy` là hai CHƯƠNG TRÌNH đến từ MỘT gói `arm-none-eabi-binutils` (brew) hay `binutils-arm-none-eabi` (apt) — `brew install arm-none-eabi-size` không tồn tại. Cùng chuyện với `avr-size` (đến từ `avr-gcc`). Hệ quả trước khi sửa: `env.install` cho ba công cụ ấy chắc chắn hỏng, và hỏng bằng một thông báo của trình quản lý gói chứ không bằng một câu EIDE giải thích được. Một danh sách phẳng dùng chung cho brew/apt/winget giả định ba hệ sinh thái đặt tên giống nhau — điều không đúng với bất kỳ gói nào có tiền tố.</w:t>
+            </w:r>
+          </w:p>
+        </w:tc>
+      </w:tr>
     </w:tbl>
     <w:p>
       <w:pPr>
@@ -1679,7 +1841,7 @@
           <w:sz w:val="19"/>
           <w:szCs w:val="19"/>
         </w:rPr>
-        <w:t xml:space="preserve">  tools: [{name: cmake, min: "3.22"}, {name: ninja}, {name: arm-none-eabi-size}, {name: arm-none-eabi-objcopy}]</w:t>
+        <w:t xml:space="preserve">  tools: [{name: cmake, min: "3.22"}, {name: ninja}, {name: arm-none-eabi-size, package: {macos: arm-none-eabi-binutils, linux: binutils-arm-none-eabi}}]   # `package` khi tên CHƯƠNG TRÌNH khác tên GÓI</w:t>
       </w:r>
     </w:p>
     <w:p>
@@ -9080,7 +9242,7 @@
         <w:sz w:val="20"/>
         <w:szCs w:val="20"/>
       </w:rPr>
-      <w:t xml:space="preserve">EIDE-TGT-19 · ISA, toolchain, adapter, discovery · v1.2</w:t>
+      <w:t xml:space="preserve">EIDE-TGT-19 · ISA, toolchain, adapter, discovery · v1.3</w:t>
     </w:r>
   </w:p>
 </w:hdr>

--- a/docs/ho-so/EIDE-TGT-19_ISA_toolchain_adapter_discovery.docx
+++ b/docs/ho-so/EIDE-TGT-19_ISA_toolchain_adapter_discovery.docx
@@ -3996,7 +3996,7 @@
                 <w:sz w:val="21"/>
                 <w:szCs w:val="21"/>
               </w:rPr>
-              <w:t xml:space="preserve">0483:374B / 0483:374E, 374F, 3753</w:t>
+              <w:t xml:space="preserve">0483:374B, 374E, 374F, 3753</w:t>
             </w:r>
           </w:p>
         </w:tc>
@@ -4031,7 +4031,7 @@
                 <w:sz w:val="21"/>
                 <w:szCs w:val="21"/>
               </w:rPr>
-              <w:t xml:space="preserve">swd + VCP (cổng serial đi kèm)</w:t>
+              <w:t xml:space="preserve">swd+vcp, probe-rs/openocd</w:t>
             </w:r>
           </w:p>
         </w:tc>
@@ -4450,7 +4450,7 @@
                 <w:sz w:val="21"/>
                 <w:szCs w:val="21"/>
               </w:rPr>
-              <w:t xml:space="preserve">jtag + serial, esptool/openocd</w:t>
+              <w:t xml:space="preserve">jtag+serial, esptool/openocd</w:t>
             </w:r>
           </w:p>
         </w:tc>
@@ -4521,7 +4521,7 @@
                 <w:sz w:val="21"/>
                 <w:szCs w:val="21"/>
               </w:rPr>
-              <w:t xml:space="preserve">CP210x / CH340 / FTDI (serial)</w:t>
+              <w:t xml:space="preserve">CP210x</w:t>
             </w:r>
           </w:p>
         </w:tc>
@@ -4556,7 +4556,7 @@
                 <w:sz w:val="21"/>
                 <w:szCs w:val="21"/>
               </w:rPr>
-              <w:t xml:space="preserve">10C4:EA60 / 1A86:7523 / 0403:6001</w:t>
+              <w:t xml:space="preserve">10C4:EA60</w:t>
             </w:r>
           </w:p>
         </w:tc>
@@ -4626,7 +4626,7 @@
                 <w:sz w:val="21"/>
                 <w:szCs w:val="21"/>
               </w:rPr>
-              <w:t xml:space="preserve">Driver CH340 macOS cũ</w:t>
+              <w:t xml:space="preserve">—</w:t>
             </w:r>
           </w:p>
         </w:tc>
@@ -4662,7 +4662,7 @@
                 <w:sz w:val="21"/>
                 <w:szCs w:val="21"/>
               </w:rPr>
-              <w:t xml:space="preserve">AVRISP mkII</w:t>
+              <w:t xml:space="preserve">CH340</w:t>
             </w:r>
           </w:p>
         </w:tc>
@@ -4696,7 +4696,7 @@
                 <w:sz w:val="21"/>
                 <w:szCs w:val="21"/>
               </w:rPr>
-              <w:t xml:space="preserve">03EB:2104</w:t>
+              <w:t xml:space="preserve">1A86:7523</w:t>
             </w:r>
           </w:p>
         </w:tc>
@@ -4730,7 +4730,7 @@
                 <w:sz w:val="21"/>
                 <w:szCs w:val="21"/>
               </w:rPr>
-              <w:t xml:space="preserve">isp, avrdude</w:t>
+              <w:t xml:space="preserve">serial</w:t>
             </w:r>
           </w:p>
         </w:tc>
@@ -4764,7 +4764,7 @@
                 <w:sz w:val="21"/>
                 <w:szCs w:val="21"/>
               </w:rPr>
-              <w:t xml:space="preserve">libusb</w:t>
+              <w:t xml:space="preserve">Driver CH340 macOS cũ</w:t>
             </w:r>
           </w:p>
         </w:tc>
@@ -4801,6 +4801,286 @@
                 <w:sz w:val="21"/>
                 <w:szCs w:val="21"/>
               </w:rPr>
+              <w:t xml:space="preserve">FTDI</w:t>
+            </w:r>
+          </w:p>
+        </w:tc>
+        <w:tc>
+          <w:tcPr>
+            <w:tcW w:type="dxa" w:w="1800"/>
+            <w:tcBorders>
+              <w:top w:val="single" w:color="7F7F7F" w:sz="4"/>
+              <w:left w:val="single" w:color="7F7F7F" w:sz="4"/>
+              <w:bottom w:val="single" w:color="7F7F7F" w:sz="4"/>
+              <w:right w:val="single" w:color="7F7F7F" w:sz="4"/>
+            </w:tcBorders>
+            <w:shd w:fill="F2F6FB" w:color="auto" w:val="clear"/>
+            <w:tcMar>
+              <w:top w:type="dxa" w:w="50"/>
+              <w:left w:type="dxa" w:w="80"/>
+              <w:bottom w:type="dxa" w:w="50"/>
+              <w:right w:type="dxa" w:w="80"/>
+            </w:tcMar>
+            <w:vAlign w:val="top"/>
+          </w:tcPr>
+          <w:p>
+            <w:pPr>
+              <w:spacing w:after="30" w:line="264"/>
+              <w:jc w:val="left"/>
+            </w:pPr>
+            <w:r>
+              <w:rPr>
+                <w:rFonts w:ascii="Times New Roman" w:cs="Times New Roman" w:eastAsia="Times New Roman" w:hAnsi="Times New Roman"/>
+                <w:b w:val="false"/>
+                <w:bCs w:val="false"/>
+                <w:sz w:val="21"/>
+                <w:szCs w:val="21"/>
+              </w:rPr>
+              <w:t xml:space="preserve">0403:6001</w:t>
+            </w:r>
+          </w:p>
+        </w:tc>
+        <w:tc>
+          <w:tcPr>
+            <w:tcW w:type="dxa" w:w="2700"/>
+            <w:tcBorders>
+              <w:top w:val="single" w:color="7F7F7F" w:sz="4"/>
+              <w:left w:val="single" w:color="7F7F7F" w:sz="4"/>
+              <w:bottom w:val="single" w:color="7F7F7F" w:sz="4"/>
+              <w:right w:val="single" w:color="7F7F7F" w:sz="4"/>
+            </w:tcBorders>
+            <w:shd w:fill="F2F6FB" w:color="auto" w:val="clear"/>
+            <w:tcMar>
+              <w:top w:type="dxa" w:w="50"/>
+              <w:left w:type="dxa" w:w="80"/>
+              <w:bottom w:type="dxa" w:w="50"/>
+              <w:right w:type="dxa" w:w="80"/>
+            </w:tcMar>
+            <w:vAlign w:val="top"/>
+          </w:tcPr>
+          <w:p>
+            <w:pPr>
+              <w:spacing w:after="30" w:line="264"/>
+              <w:jc w:val="left"/>
+            </w:pPr>
+            <w:r>
+              <w:rPr>
+                <w:rFonts w:ascii="Times New Roman" w:cs="Times New Roman" w:eastAsia="Times New Roman" w:hAnsi="Times New Roman"/>
+                <w:b w:val="false"/>
+                <w:bCs w:val="false"/>
+                <w:sz w:val="21"/>
+                <w:szCs w:val="21"/>
+              </w:rPr>
+              <w:t xml:space="preserve">serial</w:t>
+            </w:r>
+          </w:p>
+        </w:tc>
+        <w:tc>
+          <w:tcPr>
+            <w:tcW w:type="dxa" w:w="3000"/>
+            <w:tcBorders>
+              <w:top w:val="single" w:color="7F7F7F" w:sz="4"/>
+              <w:left w:val="single" w:color="7F7F7F" w:sz="4"/>
+              <w:bottom w:val="single" w:color="7F7F7F" w:sz="4"/>
+              <w:right w:val="single" w:color="7F7F7F" w:sz="4"/>
+            </w:tcBorders>
+            <w:shd w:fill="F2F6FB" w:color="auto" w:val="clear"/>
+            <w:tcMar>
+              <w:top w:type="dxa" w:w="50"/>
+              <w:left w:type="dxa" w:w="80"/>
+              <w:bottom w:type="dxa" w:w="50"/>
+              <w:right w:type="dxa" w:w="80"/>
+            </w:tcMar>
+            <w:vAlign w:val="top"/>
+          </w:tcPr>
+          <w:p>
+            <w:pPr>
+              <w:spacing w:after="30" w:line="264"/>
+              <w:jc w:val="left"/>
+            </w:pPr>
+            <w:r>
+              <w:rPr>
+                <w:rFonts w:ascii="Times New Roman" w:cs="Times New Roman" w:eastAsia="Times New Roman" w:hAnsi="Times New Roman"/>
+                <w:b w:val="false"/>
+                <w:bCs w:val="false"/>
+                <w:sz w:val="21"/>
+                <w:szCs w:val="21"/>
+              </w:rPr>
+              <w:t xml:space="preserve">—</w:t>
+            </w:r>
+          </w:p>
+        </w:tc>
+      </w:tr>
+      <w:tr>
+        <w:tc>
+          <w:tcPr>
+            <w:tcW w:type="dxa" w:w="1800"/>
+            <w:tcBorders>
+              <w:top w:val="single" w:color="7F7F7F" w:sz="4"/>
+              <w:left w:val="single" w:color="7F7F7F" w:sz="4"/>
+              <w:bottom w:val="single" w:color="7F7F7F" w:sz="4"/>
+              <w:right w:val="single" w:color="7F7F7F" w:sz="4"/>
+            </w:tcBorders>
+            <w:tcMar>
+              <w:top w:type="dxa" w:w="50"/>
+              <w:left w:type="dxa" w:w="80"/>
+              <w:bottom w:type="dxa" w:w="50"/>
+              <w:right w:type="dxa" w:w="80"/>
+            </w:tcMar>
+            <w:vAlign w:val="top"/>
+          </w:tcPr>
+          <w:p>
+            <w:pPr>
+              <w:spacing w:after="30" w:line="264"/>
+              <w:jc w:val="left"/>
+            </w:pPr>
+            <w:r>
+              <w:rPr>
+                <w:rFonts w:ascii="Times New Roman" w:cs="Times New Roman" w:eastAsia="Times New Roman" w:hAnsi="Times New Roman"/>
+                <w:b/>
+                <w:bCs/>
+                <w:sz w:val="21"/>
+                <w:szCs w:val="21"/>
+              </w:rPr>
+              <w:t xml:space="preserve">AVRISP mkII</w:t>
+            </w:r>
+          </w:p>
+        </w:tc>
+        <w:tc>
+          <w:tcPr>
+            <w:tcW w:type="dxa" w:w="1800"/>
+            <w:tcBorders>
+              <w:top w:val="single" w:color="7F7F7F" w:sz="4"/>
+              <w:left w:val="single" w:color="7F7F7F" w:sz="4"/>
+              <w:bottom w:val="single" w:color="7F7F7F" w:sz="4"/>
+              <w:right w:val="single" w:color="7F7F7F" w:sz="4"/>
+            </w:tcBorders>
+            <w:tcMar>
+              <w:top w:type="dxa" w:w="50"/>
+              <w:left w:type="dxa" w:w="80"/>
+              <w:bottom w:type="dxa" w:w="50"/>
+              <w:right w:type="dxa" w:w="80"/>
+            </w:tcMar>
+            <w:vAlign w:val="top"/>
+          </w:tcPr>
+          <w:p>
+            <w:pPr>
+              <w:spacing w:after="30" w:line="264"/>
+              <w:jc w:val="left"/>
+            </w:pPr>
+            <w:r>
+              <w:rPr>
+                <w:rFonts w:ascii="Times New Roman" w:cs="Times New Roman" w:eastAsia="Times New Roman" w:hAnsi="Times New Roman"/>
+                <w:b w:val="false"/>
+                <w:bCs w:val="false"/>
+                <w:sz w:val="21"/>
+                <w:szCs w:val="21"/>
+              </w:rPr>
+              <w:t xml:space="preserve">03EB:2104</w:t>
+            </w:r>
+          </w:p>
+        </w:tc>
+        <w:tc>
+          <w:tcPr>
+            <w:tcW w:type="dxa" w:w="2700"/>
+            <w:tcBorders>
+              <w:top w:val="single" w:color="7F7F7F" w:sz="4"/>
+              <w:left w:val="single" w:color="7F7F7F" w:sz="4"/>
+              <w:bottom w:val="single" w:color="7F7F7F" w:sz="4"/>
+              <w:right w:val="single" w:color="7F7F7F" w:sz="4"/>
+            </w:tcBorders>
+            <w:tcMar>
+              <w:top w:type="dxa" w:w="50"/>
+              <w:left w:type="dxa" w:w="80"/>
+              <w:bottom w:type="dxa" w:w="50"/>
+              <w:right w:type="dxa" w:w="80"/>
+            </w:tcMar>
+            <w:vAlign w:val="top"/>
+          </w:tcPr>
+          <w:p>
+            <w:pPr>
+              <w:spacing w:after="30" w:line="264"/>
+              <w:jc w:val="left"/>
+            </w:pPr>
+            <w:r>
+              <w:rPr>
+                <w:rFonts w:ascii="Times New Roman" w:cs="Times New Roman" w:eastAsia="Times New Roman" w:hAnsi="Times New Roman"/>
+                <w:b w:val="false"/>
+                <w:bCs w:val="false"/>
+                <w:sz w:val="21"/>
+                <w:szCs w:val="21"/>
+              </w:rPr>
+              <w:t xml:space="preserve">isp, avrdude</w:t>
+            </w:r>
+          </w:p>
+        </w:tc>
+        <w:tc>
+          <w:tcPr>
+            <w:tcW w:type="dxa" w:w="3000"/>
+            <w:tcBorders>
+              <w:top w:val="single" w:color="7F7F7F" w:sz="4"/>
+              <w:left w:val="single" w:color="7F7F7F" w:sz="4"/>
+              <w:bottom w:val="single" w:color="7F7F7F" w:sz="4"/>
+              <w:right w:val="single" w:color="7F7F7F" w:sz="4"/>
+            </w:tcBorders>
+            <w:tcMar>
+              <w:top w:type="dxa" w:w="50"/>
+              <w:left w:type="dxa" w:w="80"/>
+              <w:bottom w:type="dxa" w:w="50"/>
+              <w:right w:type="dxa" w:w="80"/>
+            </w:tcMar>
+            <w:vAlign w:val="top"/>
+          </w:tcPr>
+          <w:p>
+            <w:pPr>
+              <w:spacing w:after="30" w:line="264"/>
+              <w:jc w:val="left"/>
+            </w:pPr>
+            <w:r>
+              <w:rPr>
+                <w:rFonts w:ascii="Times New Roman" w:cs="Times New Roman" w:eastAsia="Times New Roman" w:hAnsi="Times New Roman"/>
+                <w:b w:val="false"/>
+                <w:bCs w:val="false"/>
+                <w:sz w:val="21"/>
+                <w:szCs w:val="21"/>
+              </w:rPr>
+              <w:t xml:space="preserve">libusb</w:t>
+            </w:r>
+          </w:p>
+        </w:tc>
+      </w:tr>
+      <w:tr>
+        <w:tc>
+          <w:tcPr>
+            <w:tcW w:type="dxa" w:w="1800"/>
+            <w:tcBorders>
+              <w:top w:val="single" w:color="7F7F7F" w:sz="4"/>
+              <w:left w:val="single" w:color="7F7F7F" w:sz="4"/>
+              <w:bottom w:val="single" w:color="7F7F7F" w:sz="4"/>
+              <w:right w:val="single" w:color="7F7F7F" w:sz="4"/>
+            </w:tcBorders>
+            <w:shd w:fill="F2F6FB" w:color="auto" w:val="clear"/>
+            <w:tcMar>
+              <w:top w:type="dxa" w:w="50"/>
+              <w:left w:type="dxa" w:w="80"/>
+              <w:bottom w:type="dxa" w:w="50"/>
+              <w:right w:type="dxa" w:w="80"/>
+            </w:tcMar>
+            <w:vAlign w:val="top"/>
+          </w:tcPr>
+          <w:p>
+            <w:pPr>
+              <w:spacing w:after="30" w:line="264"/>
+              <w:jc w:val="left"/>
+            </w:pPr>
+            <w:r>
+              <w:rPr>
+                <w:rFonts w:ascii="Times New Roman" w:cs="Times New Roman" w:eastAsia="Times New Roman" w:hAnsi="Times New Roman"/>
+                <w:b/>
+                <w:bCs/>
+                <w:sz w:val="21"/>
+                <w:szCs w:val="21"/>
+              </w:rPr>
               <w:t xml:space="preserve">Arduino Uno (16U2)</w:t>
             </w:r>
           </w:p>
@@ -4871,7 +5151,7 @@
                 <w:sz w:val="21"/>
                 <w:szCs w:val="21"/>
               </w:rPr>
-              <w:t xml:space="preserve">serial + bootloader arduino</w:t>
+              <w:t xml:space="preserve">serial+bootloader, avrdude</w:t>
             </w:r>
           </w:p>
         </w:tc>

--- a/docs/ho-so/EIDE-TGT-19_ISA_toolchain_adapter_discovery.docx
+++ b/docs/ho-so/EIDE-TGT-19_ISA_toolchain_adapter_discovery.docx
@@ -2925,7 +2925,7 @@
                 <w:sz w:val="21"/>
                 <w:szCs w:val="21"/>
               </w:rPr>
-              <w:t xml:space="preserve">rv32imac (M5)</w:t>
+              <w:t xml:space="preserve">rv32imac</w:t>
             </w:r>
           </w:p>
         </w:tc>
@@ -2960,7 +2960,7 @@
                 <w:sz w:val="21"/>
                 <w:szCs w:val="21"/>
               </w:rPr>
-              <w:t xml:space="preserve">GD32VF103, ESP32-C3 (rv32imc)</w:t>
+              <w:t xml:space="preserve">GD32VF103, ESP32-C3 (rv32imc), CH32V</w:t>
             </w:r>
           </w:p>
         </w:tc>
@@ -2995,7 +2995,7 @@
                 <w:sz w:val="21"/>
                 <w:szCs w:val="21"/>
               </w:rPr>
-              <w:t xml:space="preserve">riscv-none-elf-gcc 13</w:t>
+              <w:t xml:space="preserve">riscv64-elf-gcc 13+ (multilib) hoặc riscv-none-elf-gcc</w:t>
             </w:r>
           </w:p>
         </w:tc>
@@ -3100,7 +3100,7 @@
                 <w:sz w:val="21"/>
                 <w:szCs w:val="21"/>
               </w:rPr>
-              <w:t xml:space="preserve">Renode, QEMU riscv32 [53]</w:t>
+              <w:t xml:space="preserve">QEMU riscv32 (-M virt) [53]</w:t>
             </w:r>
           </w:p>
         </w:tc>

--- a/docs/ho-so/EIDE-TGT-19_ISA_toolchain_adapter_discovery.docx
+++ b/docs/ho-so/EIDE-TGT-19_ISA_toolchain_adapter_discovery.docx
@@ -2786,7 +2786,7 @@
                 <w:sz w:val="21"/>
                 <w:szCs w:val="21"/>
               </w:rPr>
-              <w:t xml:space="preserve">avr-gcc 12, avrdude 7</w:t>
+              <w:t xml:space="preserve">avr-gcc ≥7.3 (ATmega) / ≥8 cho ATtiny UPDI, avrdude 7</w:t>
             </w:r>
           </w:p>
         </w:tc>

--- a/docs/ho-so/EIDE-TGT-19_ISA_toolchain_adapter_discovery.docx
+++ b/docs/ho-so/EIDE-TGT-19_ISA_toolchain_adapter_discovery.docx
@@ -277,7 +277,151 @@
                 <w:sz w:val="21"/>
                 <w:szCs w:val="21"/>
               </w:rPr>
-              <w:t xml:space="preserve">1.3 — §1 schema và cả hai manifest thêm trường </w:t>
+              <w:t xml:space="preserve">1.4 — </w:t>
+            </w:r>
+            <w:r>
+              <w:rPr>
+                <w:rFonts w:ascii="Consolas" w:cs="Consolas" w:eastAsia="Consolas" w:hAnsi="Consolas"/>
+                <w:sz w:val="21"/>
+                <w:szCs w:val="21"/>
+              </w:rPr>
+              <w:t xml:space="preserve">isa/avr8.yaml</w:t>
+            </w:r>
+            <w:r>
+              <w:rPr>
+                <w:rFonts w:ascii="Times New Roman" w:cs="Times New Roman" w:eastAsia="Times New Roman" w:hAnsi="Times New Roman"/>
+                <w:sz w:val="21"/>
+                <w:szCs w:val="21"/>
+              </w:rPr>
+              <w:t xml:space="preserve"> mục </w:t>
+            </w:r>
+            <w:r>
+              <w:rPr>
+                <w:rFonts w:ascii="Consolas" w:cs="Consolas" w:eastAsia="Consolas" w:hAnsi="Consolas"/>
+                <w:sz w:val="21"/>
+                <w:szCs w:val="21"/>
+              </w:rPr>
+              <w:t xml:space="preserve">toolchain.install.macos</w:t>
+            </w:r>
+            <w:r>
+              <w:rPr>
+                <w:rFonts w:ascii="Times New Roman" w:cs="Times New Roman" w:eastAsia="Times New Roman" w:hAnsi="Times New Roman"/>
+                <w:sz w:val="21"/>
+                <w:szCs w:val="21"/>
+              </w:rPr>
+              <w:t xml:space="preserve"> sửa thành </w:t>
+            </w:r>
+            <w:r>
+              <w:rPr>
+                <w:rFonts w:ascii="Consolas" w:cs="Consolas" w:eastAsia="Consolas" w:hAnsi="Consolas"/>
+                <w:sz w:val="21"/>
+                <w:szCs w:val="21"/>
+              </w:rPr>
+              <w:t xml:space="preserve">brew tap osx-cross/avr &amp;&amp; brew trust osx-cross/avr &amp;&amp; brew install avr-gcc@14 avrdude</w:t>
+            </w:r>
+            <w:r>
+              <w:rPr>
+                <w:rFonts w:ascii="Times New Roman" w:cs="Times New Roman" w:eastAsia="Times New Roman" w:hAnsi="Times New Roman"/>
+                <w:sz w:val="21"/>
+                <w:szCs w:val="21"/>
+              </w:rPr>
+              <w:t xml:space="preserve"> (DEV-172). Ba chỗ hỏng trong MỘT dòng cũ: (1) tap </w:t>
+            </w:r>
+            <w:r>
+              <w:rPr>
+                <w:rFonts w:ascii="Consolas" w:cs="Consolas" w:eastAsia="Consolas" w:hAnsi="Consolas"/>
+                <w:sz w:val="21"/>
+                <w:szCs w:val="21"/>
+              </w:rPr>
+              <w:t xml:space="preserve">osx-cross/avr</w:t>
+            </w:r>
+            <w:r>
+              <w:rPr>
+                <w:rFonts w:ascii="Times New Roman" w:cs="Times New Roman" w:eastAsia="Times New Roman" w:hAnsi="Times New Roman"/>
+                <w:sz w:val="21"/>
+                <w:szCs w:val="21"/>
+              </w:rPr>
+              <w:t xml:space="preserve"> nay chỉ còn formula ĐÁNH SỐ (</w:t>
+            </w:r>
+            <w:r>
+              <w:rPr>
+                <w:rFonts w:ascii="Consolas" w:cs="Consolas" w:eastAsia="Consolas" w:hAnsi="Consolas"/>
+                <w:sz w:val="21"/>
+                <w:szCs w:val="21"/>
+              </w:rPr>
+              <w:t xml:space="preserve">avr-gcc@8</w:t>
+            </w:r>
+            <w:r>
+              <w:rPr>
+                <w:rFonts w:ascii="Times New Roman" w:cs="Times New Roman" w:eastAsia="Times New Roman" w:hAnsi="Times New Roman"/>
+                <w:sz w:val="21"/>
+                <w:szCs w:val="21"/>
+              </w:rPr>
+              <w:t xml:space="preserve">…</w:t>
+            </w:r>
+            <w:r>
+              <w:rPr>
+                <w:rFonts w:ascii="Consolas" w:cs="Consolas" w:eastAsia="Consolas" w:hAnsi="Consolas"/>
+                <w:sz w:val="21"/>
+                <w:szCs w:val="21"/>
+              </w:rPr>
+              <w:t xml:space="preserve">@15</w:t>
+            </w:r>
+            <w:r>
+              <w:rPr>
+                <w:rFonts w:ascii="Times New Roman" w:cs="Times New Roman" w:eastAsia="Times New Roman" w:hAnsi="Times New Roman"/>
+                <w:sz w:val="21"/>
+                <w:szCs w:val="21"/>
+              </w:rPr>
+              <w:t xml:space="preserve">), nên </w:t>
+            </w:r>
+            <w:r>
+              <w:rPr>
+                <w:rFonts w:ascii="Consolas" w:cs="Consolas" w:eastAsia="Consolas" w:hAnsi="Consolas"/>
+                <w:sz w:val="21"/>
+                <w:szCs w:val="21"/>
+              </w:rPr>
+              <w:t xml:space="preserve">brew install avr-gcc</w:t>
+            </w:r>
+            <w:r>
+              <w:rPr>
+                <w:rFonts w:ascii="Times New Roman" w:cs="Times New Roman" w:eastAsia="Times New Roman" w:hAnsi="Times New Roman"/>
+                <w:sz w:val="21"/>
+                <w:szCs w:val="21"/>
+              </w:rPr>
+              <w:t xml:space="preserve"> trả "No available formula"; (2) Homebrew từ chối nạp formula của tap bên thứ ba cho tới khi </w:t>
+            </w:r>
+            <w:r>
+              <w:rPr>
+                <w:rFonts w:ascii="Consolas" w:cs="Consolas" w:eastAsia="Consolas" w:hAnsi="Consolas"/>
+                <w:sz w:val="21"/>
+                <w:szCs w:val="21"/>
+              </w:rPr>
+              <w:t xml:space="preserve">brew trust</w:t>
+            </w:r>
+            <w:r>
+              <w:rPr>
+                <w:rFonts w:ascii="Times New Roman" w:cs="Times New Roman" w:eastAsia="Times New Roman" w:hAnsi="Times New Roman"/>
+                <w:sz w:val="21"/>
+                <w:szCs w:val="21"/>
+              </w:rPr>
+              <w:t xml:space="preserve">; (3) </w:t>
+            </w:r>
+            <w:r>
+              <w:rPr>
+                <w:rFonts w:ascii="Consolas" w:cs="Consolas" w:eastAsia="Consolas" w:hAnsi="Consolas"/>
+                <w:sz w:val="21"/>
+                <w:szCs w:val="21"/>
+              </w:rPr>
+              <w:t xml:space="preserve">avr-gcc@14</w:t>
+            </w:r>
+            <w:r>
+              <w:rPr>
+                <w:rFonts w:ascii="Times New Roman" w:cs="Times New Roman" w:eastAsia="Times New Roman" w:hAnsi="Times New Roman"/>
+                <w:sz w:val="21"/>
+                <w:szCs w:val="21"/>
+              </w:rPr>
+              <w:t xml:space="preserve"> là </w:t>
             </w:r>
             <w:r>
               <w:rPr>
@@ -287,15 +431,159 @@
                 <w:sz w:val="21"/>
                 <w:szCs w:val="21"/>
               </w:rPr>
-              <w:t xml:space="preserve">`package`</w:t>
-            </w:r>
-            <w:r>
-              <w:rPr>
-                <w:rFonts w:ascii="Times New Roman" w:cs="Times New Roman" w:eastAsia="Times New Roman" w:hAnsi="Times New Roman"/>
-                <w:sz w:val="21"/>
-                <w:szCs w:val="21"/>
-              </w:rPr>
-              <w:t xml:space="preserve"> cho `toolchain.compiler` và từng mục `toolchain.tools[]`: tên GÓI theo từng hệ điều hành, khai khi nó KHÁC tên chương trình (DEV-089, chủ sản phẩm duyệt 13/09/2026). Tới nay `env.install` dùng `tool` làm luôn tên gói, mà hai thứ ấy không phải một: `arm-none-eabi-size` và `arm-none-eabi-objcopy` là hai CHƯƠNG TRÌNH đến từ MỘT gói `arm-none-eabi-binutils` (brew) hay `binutils-arm-none-eabi` (apt) — `brew install arm-none-eabi-size` không tồn tại. Cùng chuyện với `avr-size` (đến từ `avr-gcc`). Hệ quả trước khi sửa: `env.install` cho ba công cụ ấy chắc chắn hỏng, và hỏng bằng một thông báo của trình quản lý gói chứ không bằng một câu EIDE giải thích được. Một danh sách phẳng dùng chung cho brew/apt/winget giả định ba hệ sinh thái đặt tên giống nhau — điều không đúng với bất kỳ gói nào có tiền tố.</w:t>
+              <w:t xml:space="preserve">keg-only</w:t>
+            </w:r>
+            <w:r>
+              <w:rPr>
+                <w:rFonts w:ascii="Times New Roman" w:cs="Times New Roman" w:eastAsia="Times New Roman" w:hAnsi="Times New Roman"/>
+                <w:sz w:val="21"/>
+                <w:szCs w:val="21"/>
+              </w:rPr>
+              <w:t xml:space="preserve"> — Homebrew cố ý không nối nó vào </w:t>
+            </w:r>
+            <w:r>
+              <w:rPr>
+                <w:rFonts w:ascii="Consolas" w:cs="Consolas" w:eastAsia="Consolas" w:hAnsi="Consolas"/>
+                <w:sz w:val="21"/>
+                <w:szCs w:val="21"/>
+              </w:rPr>
+              <w:t xml:space="preserve">bin/</w:t>
+            </w:r>
+            <w:r>
+              <w:rPr>
+                <w:rFonts w:ascii="Times New Roman" w:cs="Times New Roman" w:eastAsia="Times New Roman" w:hAnsi="Times New Roman"/>
+                <w:sz w:val="21"/>
+                <w:szCs w:val="21"/>
+              </w:rPr>
+              <w:t xml:space="preserve">, nên cài xong mà </w:t>
+            </w:r>
+            <w:r>
+              <w:rPr>
+                <w:rFonts w:ascii="Consolas" w:cs="Consolas" w:eastAsia="Consolas" w:hAnsi="Consolas"/>
+                <w:sz w:val="21"/>
+                <w:szCs w:val="21"/>
+              </w:rPr>
+              <w:t xml:space="preserve">which avr-gcc</w:t>
+            </w:r>
+            <w:r>
+              <w:rPr>
+                <w:rFonts w:ascii="Times New Roman" w:cs="Times New Roman" w:eastAsia="Times New Roman" w:hAnsi="Times New Roman"/>
+                <w:sz w:val="21"/>
+                <w:szCs w:val="21"/>
+              </w:rPr>
+              <w:t xml:space="preserve"> vẫn không thấy. Riêng (3) không sửa được bằng tài liệu: </w:t>
+            </w:r>
+            <w:r>
+              <w:rPr>
+                <w:rFonts w:ascii="Consolas" w:cs="Consolas" w:eastAsia="Consolas" w:hAnsi="Consolas"/>
+                <w:sz w:val="21"/>
+                <w:szCs w:val="21"/>
+              </w:rPr>
+              <w:t xml:space="preserve">eide_core.tools.which()</w:t>
+            </w:r>
+            <w:r>
+              <w:rPr>
+                <w:rFonts w:ascii="Times New Roman" w:cs="Times New Roman" w:eastAsia="Times New Roman" w:hAnsi="Times New Roman"/>
+                <w:sz w:val="21"/>
+                <w:szCs w:val="21"/>
+              </w:rPr>
+              <w:t xml:space="preserve"> nay tìm thêm trong </w:t>
+            </w:r>
+            <w:r>
+              <w:rPr>
+                <w:rFonts w:ascii="Consolas" w:cs="Consolas" w:eastAsia="Consolas" w:hAnsi="Consolas"/>
+                <w:sz w:val="21"/>
+                <w:szCs w:val="21"/>
+              </w:rPr>
+              <w:t xml:space="preserve">/opt/homebrew/opt/*/bin</w:t>
+            </w:r>
+            <w:r>
+              <w:rPr>
+                <w:rFonts w:ascii="Times New Roman" w:cs="Times New Roman" w:eastAsia="Times New Roman" w:hAnsi="Times New Roman"/>
+                <w:sz w:val="21"/>
+                <w:szCs w:val="21"/>
+              </w:rPr>
+              <w:t xml:space="preserve"> và </w:t>
+            </w:r>
+            <w:r>
+              <w:rPr>
+                <w:rFonts w:ascii="Consolas" w:cs="Consolas" w:eastAsia="Consolas" w:hAnsi="Consolas"/>
+                <w:sz w:val="21"/>
+                <w:szCs w:val="21"/>
+              </w:rPr>
+              <w:t xml:space="preserve">/usr/local/opt/*/bin</w:t>
+            </w:r>
+            <w:r>
+              <w:rPr>
+                <w:rFonts w:ascii="Times New Roman" w:cs="Times New Roman" w:eastAsia="Times New Roman" w:hAnsi="Times New Roman"/>
+                <w:sz w:val="21"/>
+                <w:szCs w:val="21"/>
+              </w:rPr>
+              <w:t xml:space="preserve">, ưu tiên bản có số phiên bản cao nhất, PATH vẫn luôn thắng. Lời khuyên sửa </w:t>
+            </w:r>
+            <w:r>
+              <w:rPr>
+                <w:rFonts w:ascii="Consolas" w:cs="Consolas" w:eastAsia="Consolas" w:hAnsi="Consolas"/>
+                <w:sz w:val="21"/>
+                <w:szCs w:val="21"/>
+              </w:rPr>
+              <w:t xml:space="preserve">~/.zshrc</w:t>
+            </w:r>
+            <w:r>
+              <w:rPr>
+                <w:rFonts w:ascii="Times New Roman" w:cs="Times New Roman" w:eastAsia="Times New Roman" w:hAnsi="Times New Roman"/>
+                <w:sz w:val="21"/>
+                <w:szCs w:val="21"/>
+              </w:rPr>
+              <w:t xml:space="preserve"> của Homebrew KHÔNG cứu được daemon: nó chạy với PATH của tiến trình cha. §4 </w:t>
+            </w:r>
+            <w:r>
+              <w:rPr>
+                <w:rFonts w:ascii="Consolas" w:cs="Consolas" w:eastAsia="Consolas" w:hAnsi="Consolas"/>
+                <w:sz w:val="21"/>
+                <w:szCs w:val="21"/>
+              </w:rPr>
+              <w:t xml:space="preserve">env.check</w:t>
+            </w:r>
+            <w:r>
+              <w:rPr>
+                <w:rFonts w:ascii="Times New Roman" w:cs="Times New Roman" w:eastAsia="Times New Roman" w:hAnsi="Times New Roman"/>
+                <w:sz w:val="21"/>
+                <w:szCs w:val="21"/>
+              </w:rPr>
+              <w:t xml:space="preserve">/</w:t>
+            </w:r>
+            <w:r>
+              <w:rPr>
+                <w:rFonts w:ascii="Consolas" w:cs="Consolas" w:eastAsia="Consolas" w:hAnsi="Consolas"/>
+                <w:sz w:val="21"/>
+                <w:szCs w:val="21"/>
+              </w:rPr>
+              <w:t xml:space="preserve">env.install</w:t>
+            </w:r>
+            <w:r>
+              <w:rPr>
+                <w:rFonts w:ascii="Times New Roman" w:cs="Times New Roman" w:eastAsia="Times New Roman" w:hAnsi="Times New Roman"/>
+                <w:sz w:val="21"/>
+                <w:szCs w:val="21"/>
+              </w:rPr>
+              <w:t xml:space="preserve"> vì thế đọc đúng chuỗi công cụ đã cài, thay vì báo </w:t>
+            </w:r>
+            <w:r>
+              <w:rPr>
+                <w:rFonts w:ascii="Consolas" w:cs="Consolas" w:eastAsia="Consolas" w:hAnsi="Consolas"/>
+                <w:sz w:val="21"/>
+                <w:szCs w:val="21"/>
+              </w:rPr>
+              <w:t xml:space="preserve">E4001 TOOL_MISSING</w:t>
+            </w:r>
+            <w:r>
+              <w:rPr>
+                <w:rFonts w:ascii="Times New Roman" w:cs="Times New Roman" w:eastAsia="Times New Roman" w:hAnsi="Times New Roman"/>
+                <w:sz w:val="21"/>
+                <w:szCs w:val="21"/>
+              </w:rPr>
+              <w:t xml:space="preserve"> cho một trình dịch vừa cài xong.</w:t>
             </w:r>
           </w:p>
         </w:tc>
@@ -1376,7 +1664,47 @@
                 <w:sz w:val="21"/>
                 <w:szCs w:val="21"/>
               </w:rPr>
-              <w:t xml:space="preserve">§2 bảng ISA: rv32imac và xtensa-esp32 chuyển M2 → M5 kèm lý do — cả hai cần chuỗi công cụ và trình mô phỏng chưa cài được, nên "kiểm" ở M2 mà không có board lẫn toolchain chỉ là nạp YAML. Ghi gói ba việc của M5: schema manifest ISA, TC-48 ("ISA là dữ liệu, không phải mã"), manifest xtensa-esp32 và pic16. Nêu rõ avr8 ở mốc M0 đã có manifest từ Sprint 1 nhưng chưa test nào chạm tới. §8: bảng nguồn hãng sinh ra `sources/vendors.yaml` kèm giấy phép từng mục, để `search.vendor` đọc từ spec thay vì chép tay (DEV-055).</w:t>
+              <w:t xml:space="preserve">§2 bảng ISA: rv32imac và xtensa-esp32 chuyển M2 → M5 kèm lý do — cả hai cần chuỗi công cụ và trình mô phỏng chưa cài được, nên "kiểm" ở M2 mà không có board lẫn toolchain chỉ là nạp YAML. Ghi gói ba việc của M5: schema manifest ISA, TC-48 ("ISA là dữ liệu, không phải mã"), manifest xtensa-esp32 và pic16. Nêu rõ avr8 ở mốc M0 đã có manifest từ Sprint 1 nhưng chưa test nào chạm tới. §8: bảng nguồn hãng sinh ra </w:t>
+            </w:r>
+            <w:r>
+              <w:rPr>
+                <w:rFonts w:ascii="Consolas" w:cs="Consolas" w:eastAsia="Consolas" w:hAnsi="Consolas"/>
+                <w:b w:val="false"/>
+                <w:bCs w:val="false"/>
+                <w:sz w:val="21"/>
+                <w:szCs w:val="21"/>
+              </w:rPr>
+              <w:t xml:space="preserve">sources/vendors.yaml</w:t>
+            </w:r>
+            <w:r>
+              <w:rPr>
+                <w:rFonts w:ascii="Times New Roman" w:cs="Times New Roman" w:eastAsia="Times New Roman" w:hAnsi="Times New Roman"/>
+                <w:b w:val="false"/>
+                <w:bCs w:val="false"/>
+                <w:sz w:val="21"/>
+                <w:szCs w:val="21"/>
+              </w:rPr>
+              <w:t xml:space="preserve"> kèm giấy phép từng mục, để </w:t>
+            </w:r>
+            <w:r>
+              <w:rPr>
+                <w:rFonts w:ascii="Consolas" w:cs="Consolas" w:eastAsia="Consolas" w:hAnsi="Consolas"/>
+                <w:b w:val="false"/>
+                <w:bCs w:val="false"/>
+                <w:sz w:val="21"/>
+                <w:szCs w:val="21"/>
+              </w:rPr>
+              <w:t xml:space="preserve">search.vendor</w:t>
+            </w:r>
+            <w:r>
+              <w:rPr>
+                <w:rFonts w:ascii="Times New Roman" w:cs="Times New Roman" w:eastAsia="Times New Roman" w:hAnsi="Times New Roman"/>
+                <w:b w:val="false"/>
+                <w:bCs w:val="false"/>
+                <w:sz w:val="21"/>
+                <w:szCs w:val="21"/>
+              </w:rPr>
+              <w:t xml:space="preserve"> đọc từ spec thay vì chép tay (DEV-055).</w:t>
             </w:r>
           </w:p>
         </w:tc>
@@ -1508,13 +1836,83 @@
             </w:pPr>
             <w:r>
               <w:rPr>
-                <w:rFonts w:ascii="Times New Roman" w:cs="Times New Roman" w:eastAsia="Times New Roman" w:hAnsi="Times New Roman"/>
-                <w:b w:val="false"/>
-                <w:bCs w:val="false"/>
-                <w:sz w:val="21"/>
-                <w:szCs w:val="21"/>
-              </w:rPr>
-              <w:t xml:space="preserve">`isa/avr8.yaml` khối `sim` thêm `fallback: qemu`, cùng khuôn với `armv7e-m.yaml` vốn đã có từ đầu; §2 bảng ISA ghi đường lui ấy vào cột Sim. Lý do (DEV-086, chủ sản phẩm duyệt 11/09/2026): </w:t>
+                <w:rFonts w:ascii="Consolas" w:cs="Consolas" w:eastAsia="Consolas" w:hAnsi="Consolas"/>
+                <w:b w:val="false"/>
+                <w:bCs w:val="false"/>
+                <w:sz w:val="21"/>
+                <w:szCs w:val="21"/>
+              </w:rPr>
+              <w:t xml:space="preserve">isa/avr8.yaml</w:t>
+            </w:r>
+            <w:r>
+              <w:rPr>
+                <w:rFonts w:ascii="Times New Roman" w:cs="Times New Roman" w:eastAsia="Times New Roman" w:hAnsi="Times New Roman"/>
+                <w:b w:val="false"/>
+                <w:bCs w:val="false"/>
+                <w:sz w:val="21"/>
+                <w:szCs w:val="21"/>
+              </w:rPr>
+              <w:t xml:space="preserve"> khối </w:t>
+            </w:r>
+            <w:r>
+              <w:rPr>
+                <w:rFonts w:ascii="Consolas" w:cs="Consolas" w:eastAsia="Consolas" w:hAnsi="Consolas"/>
+                <w:b w:val="false"/>
+                <w:bCs w:val="false"/>
+                <w:sz w:val="21"/>
+                <w:szCs w:val="21"/>
+              </w:rPr>
+              <w:t xml:space="preserve">sim</w:t>
+            </w:r>
+            <w:r>
+              <w:rPr>
+                <w:rFonts w:ascii="Times New Roman" w:cs="Times New Roman" w:eastAsia="Times New Roman" w:hAnsi="Times New Roman"/>
+                <w:b w:val="false"/>
+                <w:bCs w:val="false"/>
+                <w:sz w:val="21"/>
+                <w:szCs w:val="21"/>
+              </w:rPr>
+              <w:t xml:space="preserve"> thêm </w:t>
+            </w:r>
+            <w:r>
+              <w:rPr>
+                <w:rFonts w:ascii="Consolas" w:cs="Consolas" w:eastAsia="Consolas" w:hAnsi="Consolas"/>
+                <w:b w:val="false"/>
+                <w:bCs w:val="false"/>
+                <w:sz w:val="21"/>
+                <w:szCs w:val="21"/>
+              </w:rPr>
+              <w:t xml:space="preserve">fallback: qemu</w:t>
+            </w:r>
+            <w:r>
+              <w:rPr>
+                <w:rFonts w:ascii="Times New Roman" w:cs="Times New Roman" w:eastAsia="Times New Roman" w:hAnsi="Times New Roman"/>
+                <w:b w:val="false"/>
+                <w:bCs w:val="false"/>
+                <w:sz w:val="21"/>
+                <w:szCs w:val="21"/>
+              </w:rPr>
+              <w:t xml:space="preserve">, cùng khuôn với </w:t>
+            </w:r>
+            <w:r>
+              <w:rPr>
+                <w:rFonts w:ascii="Consolas" w:cs="Consolas" w:eastAsia="Consolas" w:hAnsi="Consolas"/>
+                <w:b w:val="false"/>
+                <w:bCs w:val="false"/>
+                <w:sz w:val="21"/>
+                <w:szCs w:val="21"/>
+              </w:rPr>
+              <w:t xml:space="preserve">armv7e-m.yaml</w:t>
+            </w:r>
+            <w:r>
+              <w:rPr>
+                <w:rFonts w:ascii="Times New Roman" w:cs="Times New Roman" w:eastAsia="Times New Roman" w:hAnsi="Times New Roman"/>
+                <w:b w:val="false"/>
+                <w:bCs w:val="false"/>
+                <w:sz w:val="21"/>
+                <w:szCs w:val="21"/>
+              </w:rPr>
+              <w:t xml:space="preserve"> vốn đã có từ đầu; §2 bảng ISA ghi đường lui ấy vào cột Sim. Lý do (DEV-086, chủ sản phẩm duyệt 11/09/2026): </w:t>
             </w:r>
             <w:r>
               <w:rPr>
@@ -1534,7 +1932,167 @@
                 <w:sz w:val="21"/>
                 <w:szCs w:val="21"/>
               </w:rPr>
-              <w:t xml:space="preserve"> — `simavr` không có công thức brew, Renode không có cask, và `qemu-system-arm` tuy có nhưng không mang máy ảo nào cho họ STM32F4 (gần nhất là `netduinoplus2`, vốn là STM32F405). Trong khi đó `qemu-system-avr` có sẵn và mang đúng `arduino-uno` = ATmega328P, khớp `family_patterns: ["^ATmega", …]`. Không khai `fallback` thì EIDE không được phép dùng nó, nên cả nhóm `sim.*` hiện thực xong mà đường chạy engine THẬT chưa lần nào được thi hành. Tài liệu không giải thích được vì sao hai manifest khác nhau ở điểm này, nên đây là chỗ tài liệu thiếu chứ không phải hiện thực sai.</w:t>
+              <w:t xml:space="preserve"> — </w:t>
+            </w:r>
+            <w:r>
+              <w:rPr>
+                <w:rFonts w:ascii="Consolas" w:cs="Consolas" w:eastAsia="Consolas" w:hAnsi="Consolas"/>
+                <w:b w:val="false"/>
+                <w:bCs w:val="false"/>
+                <w:sz w:val="21"/>
+                <w:szCs w:val="21"/>
+              </w:rPr>
+              <w:t xml:space="preserve">simavr</w:t>
+            </w:r>
+            <w:r>
+              <w:rPr>
+                <w:rFonts w:ascii="Times New Roman" w:cs="Times New Roman" w:eastAsia="Times New Roman" w:hAnsi="Times New Roman"/>
+                <w:b w:val="false"/>
+                <w:bCs w:val="false"/>
+                <w:sz w:val="21"/>
+                <w:szCs w:val="21"/>
+              </w:rPr>
+              <w:t xml:space="preserve"> không có công thức brew, Renode không có cask, và </w:t>
+            </w:r>
+            <w:r>
+              <w:rPr>
+                <w:rFonts w:ascii="Consolas" w:cs="Consolas" w:eastAsia="Consolas" w:hAnsi="Consolas"/>
+                <w:b w:val="false"/>
+                <w:bCs w:val="false"/>
+                <w:sz w:val="21"/>
+                <w:szCs w:val="21"/>
+              </w:rPr>
+              <w:t xml:space="preserve">qemu-system-arm</w:t>
+            </w:r>
+            <w:r>
+              <w:rPr>
+                <w:rFonts w:ascii="Times New Roman" w:cs="Times New Roman" w:eastAsia="Times New Roman" w:hAnsi="Times New Roman"/>
+                <w:b w:val="false"/>
+                <w:bCs w:val="false"/>
+                <w:sz w:val="21"/>
+                <w:szCs w:val="21"/>
+              </w:rPr>
+              <w:t xml:space="preserve"> tuy có nhưng không mang máy ảo nào cho họ STM32F4 (gần nhất là </w:t>
+            </w:r>
+            <w:r>
+              <w:rPr>
+                <w:rFonts w:ascii="Consolas" w:cs="Consolas" w:eastAsia="Consolas" w:hAnsi="Consolas"/>
+                <w:b w:val="false"/>
+                <w:bCs w:val="false"/>
+                <w:sz w:val="21"/>
+                <w:szCs w:val="21"/>
+              </w:rPr>
+              <w:t xml:space="preserve">netduinoplus2</w:t>
+            </w:r>
+            <w:r>
+              <w:rPr>
+                <w:rFonts w:ascii="Times New Roman" w:cs="Times New Roman" w:eastAsia="Times New Roman" w:hAnsi="Times New Roman"/>
+                <w:b w:val="false"/>
+                <w:bCs w:val="false"/>
+                <w:sz w:val="21"/>
+                <w:szCs w:val="21"/>
+              </w:rPr>
+              <w:t xml:space="preserve">, vốn là STM32F405). Trong khi đó </w:t>
+            </w:r>
+            <w:r>
+              <w:rPr>
+                <w:rFonts w:ascii="Consolas" w:cs="Consolas" w:eastAsia="Consolas" w:hAnsi="Consolas"/>
+                <w:b w:val="false"/>
+                <w:bCs w:val="false"/>
+                <w:sz w:val="21"/>
+                <w:szCs w:val="21"/>
+              </w:rPr>
+              <w:t xml:space="preserve">qemu-system-avr</w:t>
+            </w:r>
+            <w:r>
+              <w:rPr>
+                <w:rFonts w:ascii="Times New Roman" w:cs="Times New Roman" w:eastAsia="Times New Roman" w:hAnsi="Times New Roman"/>
+                <w:b w:val="false"/>
+                <w:bCs w:val="false"/>
+                <w:sz w:val="21"/>
+                <w:szCs w:val="21"/>
+              </w:rPr>
+              <w:t xml:space="preserve"> có sẵn và mang đúng </w:t>
+            </w:r>
+            <w:r>
+              <w:rPr>
+                <w:rFonts w:ascii="Consolas" w:cs="Consolas" w:eastAsia="Consolas" w:hAnsi="Consolas"/>
+                <w:b w:val="false"/>
+                <w:bCs w:val="false"/>
+                <w:sz w:val="21"/>
+                <w:szCs w:val="21"/>
+              </w:rPr>
+              <w:t xml:space="preserve">arduino-uno</w:t>
+            </w:r>
+            <w:r>
+              <w:rPr>
+                <w:rFonts w:ascii="Times New Roman" w:cs="Times New Roman" w:eastAsia="Times New Roman" w:hAnsi="Times New Roman"/>
+                <w:b w:val="false"/>
+                <w:bCs w:val="false"/>
+                <w:sz w:val="21"/>
+                <w:szCs w:val="21"/>
+              </w:rPr>
+              <w:t xml:space="preserve"> = ATmega328P, khớp </w:t>
+            </w:r>
+            <w:r>
+              <w:rPr>
+                <w:rFonts w:ascii="Consolas" w:cs="Consolas" w:eastAsia="Consolas" w:hAnsi="Consolas"/>
+                <w:b w:val="false"/>
+                <w:bCs w:val="false"/>
+                <w:sz w:val="21"/>
+                <w:szCs w:val="21"/>
+              </w:rPr>
+              <w:t xml:space="preserve">family_patterns: ["^ATmega", …]</w:t>
+            </w:r>
+            <w:r>
+              <w:rPr>
+                <w:rFonts w:ascii="Times New Roman" w:cs="Times New Roman" w:eastAsia="Times New Roman" w:hAnsi="Times New Roman"/>
+                <w:b w:val="false"/>
+                <w:bCs w:val="false"/>
+                <w:sz w:val="21"/>
+                <w:szCs w:val="21"/>
+              </w:rPr>
+              <w:t xml:space="preserve">. Không khai </w:t>
+            </w:r>
+            <w:r>
+              <w:rPr>
+                <w:rFonts w:ascii="Consolas" w:cs="Consolas" w:eastAsia="Consolas" w:hAnsi="Consolas"/>
+                <w:b w:val="false"/>
+                <w:bCs w:val="false"/>
+                <w:sz w:val="21"/>
+                <w:szCs w:val="21"/>
+              </w:rPr>
+              <w:t xml:space="preserve">fallback</w:t>
+            </w:r>
+            <w:r>
+              <w:rPr>
+                <w:rFonts w:ascii="Times New Roman" w:cs="Times New Roman" w:eastAsia="Times New Roman" w:hAnsi="Times New Roman"/>
+                <w:b w:val="false"/>
+                <w:bCs w:val="false"/>
+                <w:sz w:val="21"/>
+                <w:szCs w:val="21"/>
+              </w:rPr>
+              <w:t xml:space="preserve"> thì EIDE không được phép dùng nó, nên cả nhóm </w:t>
+            </w:r>
+            <w:r>
+              <w:rPr>
+                <w:rFonts w:ascii="Consolas" w:cs="Consolas" w:eastAsia="Consolas" w:hAnsi="Consolas"/>
+                <w:b w:val="false"/>
+                <w:bCs w:val="false"/>
+                <w:sz w:val="21"/>
+                <w:szCs w:val="21"/>
+              </w:rPr>
+              <w:t xml:space="preserve">sim.*</w:t>
+            </w:r>
+            <w:r>
+              <w:rPr>
+                <w:rFonts w:ascii="Times New Roman" w:cs="Times New Roman" w:eastAsia="Times New Roman" w:hAnsi="Times New Roman"/>
+                <w:b w:val="false"/>
+                <w:bCs w:val="false"/>
+                <w:sz w:val="21"/>
+                <w:szCs w:val="21"/>
+              </w:rPr>
+              <w:t xml:space="preserve"> hiện thực xong mà đường chạy engine THẬT chưa lần nào được thi hành. Tài liệu không giải thích được vì sao hai manifest khác nhau ở điểm này, nên đây là chỗ tài liệu thiếu chứ không phải hiện thực sai.</w:t>
             </w:r>
           </w:p>
         </w:tc>
@@ -1696,7 +2254,755 @@
                 <w:sz w:val="21"/>
                 <w:szCs w:val="21"/>
               </w:rPr>
-              <w:t xml:space="preserve"> cho `toolchain.compiler` và từng mục `toolchain.tools[]`: tên GÓI theo từng hệ điều hành, khai khi nó KHÁC tên chương trình (DEV-089, chủ sản phẩm duyệt 13/09/2026). Tới nay `env.install` dùng `tool` làm luôn tên gói, mà hai thứ ấy không phải một: `arm-none-eabi-size` và `arm-none-eabi-objcopy` là hai CHƯƠNG TRÌNH đến từ MỘT gói `arm-none-eabi-binutils` (brew) hay `binutils-arm-none-eabi` (apt) — `brew install arm-none-eabi-size` không tồn tại. Cùng chuyện với `avr-size` (đến từ `avr-gcc`). Hệ quả trước khi sửa: `env.install` cho ba công cụ ấy chắc chắn hỏng, và hỏng bằng một thông báo của trình quản lý gói chứ không bằng một câu EIDE giải thích được. Một danh sách phẳng dùng chung cho brew/apt/winget giả định ba hệ sinh thái đặt tên giống nhau — điều không đúng với bất kỳ gói nào có tiền tố.</w:t>
+              <w:t xml:space="preserve"> cho </w:t>
+            </w:r>
+            <w:r>
+              <w:rPr>
+                <w:rFonts w:ascii="Consolas" w:cs="Consolas" w:eastAsia="Consolas" w:hAnsi="Consolas"/>
+                <w:b w:val="false"/>
+                <w:bCs w:val="false"/>
+                <w:sz w:val="21"/>
+                <w:szCs w:val="21"/>
+              </w:rPr>
+              <w:t xml:space="preserve">toolchain.compiler</w:t>
+            </w:r>
+            <w:r>
+              <w:rPr>
+                <w:rFonts w:ascii="Times New Roman" w:cs="Times New Roman" w:eastAsia="Times New Roman" w:hAnsi="Times New Roman"/>
+                <w:b w:val="false"/>
+                <w:bCs w:val="false"/>
+                <w:sz w:val="21"/>
+                <w:szCs w:val="21"/>
+              </w:rPr>
+              <w:t xml:space="preserve"> và từng mục </w:t>
+            </w:r>
+            <w:r>
+              <w:rPr>
+                <w:rFonts w:ascii="Consolas" w:cs="Consolas" w:eastAsia="Consolas" w:hAnsi="Consolas"/>
+                <w:b w:val="false"/>
+                <w:bCs w:val="false"/>
+                <w:sz w:val="21"/>
+                <w:szCs w:val="21"/>
+              </w:rPr>
+              <w:t xml:space="preserve">toolchain.tools[]</w:t>
+            </w:r>
+            <w:r>
+              <w:rPr>
+                <w:rFonts w:ascii="Times New Roman" w:cs="Times New Roman" w:eastAsia="Times New Roman" w:hAnsi="Times New Roman"/>
+                <w:b w:val="false"/>
+                <w:bCs w:val="false"/>
+                <w:sz w:val="21"/>
+                <w:szCs w:val="21"/>
+              </w:rPr>
+              <w:t xml:space="preserve">: tên GÓI theo từng hệ điều hành, khai khi nó KHÁC tên chương trình (DEV-089, chủ sản phẩm duyệt 13/09/2026). Tới nay </w:t>
+            </w:r>
+            <w:r>
+              <w:rPr>
+                <w:rFonts w:ascii="Consolas" w:cs="Consolas" w:eastAsia="Consolas" w:hAnsi="Consolas"/>
+                <w:b w:val="false"/>
+                <w:bCs w:val="false"/>
+                <w:sz w:val="21"/>
+                <w:szCs w:val="21"/>
+              </w:rPr>
+              <w:t xml:space="preserve">env.install</w:t>
+            </w:r>
+            <w:r>
+              <w:rPr>
+                <w:rFonts w:ascii="Times New Roman" w:cs="Times New Roman" w:eastAsia="Times New Roman" w:hAnsi="Times New Roman"/>
+                <w:b w:val="false"/>
+                <w:bCs w:val="false"/>
+                <w:sz w:val="21"/>
+                <w:szCs w:val="21"/>
+              </w:rPr>
+              <w:t xml:space="preserve"> dùng </w:t>
+            </w:r>
+            <w:r>
+              <w:rPr>
+                <w:rFonts w:ascii="Consolas" w:cs="Consolas" w:eastAsia="Consolas" w:hAnsi="Consolas"/>
+                <w:b w:val="false"/>
+                <w:bCs w:val="false"/>
+                <w:sz w:val="21"/>
+                <w:szCs w:val="21"/>
+              </w:rPr>
+              <w:t xml:space="preserve">tool</w:t>
+            </w:r>
+            <w:r>
+              <w:rPr>
+                <w:rFonts w:ascii="Times New Roman" w:cs="Times New Roman" w:eastAsia="Times New Roman" w:hAnsi="Times New Roman"/>
+                <w:b w:val="false"/>
+                <w:bCs w:val="false"/>
+                <w:sz w:val="21"/>
+                <w:szCs w:val="21"/>
+              </w:rPr>
+              <w:t xml:space="preserve"> làm luôn tên gói, mà hai thứ ấy không phải một: </w:t>
+            </w:r>
+            <w:r>
+              <w:rPr>
+                <w:rFonts w:ascii="Consolas" w:cs="Consolas" w:eastAsia="Consolas" w:hAnsi="Consolas"/>
+                <w:b w:val="false"/>
+                <w:bCs w:val="false"/>
+                <w:sz w:val="21"/>
+                <w:szCs w:val="21"/>
+              </w:rPr>
+              <w:t xml:space="preserve">arm-none-eabi-size</w:t>
+            </w:r>
+            <w:r>
+              <w:rPr>
+                <w:rFonts w:ascii="Times New Roman" w:cs="Times New Roman" w:eastAsia="Times New Roman" w:hAnsi="Times New Roman"/>
+                <w:b w:val="false"/>
+                <w:bCs w:val="false"/>
+                <w:sz w:val="21"/>
+                <w:szCs w:val="21"/>
+              </w:rPr>
+              <w:t xml:space="preserve"> và </w:t>
+            </w:r>
+            <w:r>
+              <w:rPr>
+                <w:rFonts w:ascii="Consolas" w:cs="Consolas" w:eastAsia="Consolas" w:hAnsi="Consolas"/>
+                <w:b w:val="false"/>
+                <w:bCs w:val="false"/>
+                <w:sz w:val="21"/>
+                <w:szCs w:val="21"/>
+              </w:rPr>
+              <w:t xml:space="preserve">arm-none-eabi-objcopy</w:t>
+            </w:r>
+            <w:r>
+              <w:rPr>
+                <w:rFonts w:ascii="Times New Roman" w:cs="Times New Roman" w:eastAsia="Times New Roman" w:hAnsi="Times New Roman"/>
+                <w:b w:val="false"/>
+                <w:bCs w:val="false"/>
+                <w:sz w:val="21"/>
+                <w:szCs w:val="21"/>
+              </w:rPr>
+              <w:t xml:space="preserve"> là hai CHƯƠNG TRÌNH đến từ MỘT gói </w:t>
+            </w:r>
+            <w:r>
+              <w:rPr>
+                <w:rFonts w:ascii="Consolas" w:cs="Consolas" w:eastAsia="Consolas" w:hAnsi="Consolas"/>
+                <w:b w:val="false"/>
+                <w:bCs w:val="false"/>
+                <w:sz w:val="21"/>
+                <w:szCs w:val="21"/>
+              </w:rPr>
+              <w:t xml:space="preserve">arm-none-eabi-binutils</w:t>
+            </w:r>
+            <w:r>
+              <w:rPr>
+                <w:rFonts w:ascii="Times New Roman" w:cs="Times New Roman" w:eastAsia="Times New Roman" w:hAnsi="Times New Roman"/>
+                <w:b w:val="false"/>
+                <w:bCs w:val="false"/>
+                <w:sz w:val="21"/>
+                <w:szCs w:val="21"/>
+              </w:rPr>
+              <w:t xml:space="preserve"> (brew) hay </w:t>
+            </w:r>
+            <w:r>
+              <w:rPr>
+                <w:rFonts w:ascii="Consolas" w:cs="Consolas" w:eastAsia="Consolas" w:hAnsi="Consolas"/>
+                <w:b w:val="false"/>
+                <w:bCs w:val="false"/>
+                <w:sz w:val="21"/>
+                <w:szCs w:val="21"/>
+              </w:rPr>
+              <w:t xml:space="preserve">binutils-arm-none-eabi</w:t>
+            </w:r>
+            <w:r>
+              <w:rPr>
+                <w:rFonts w:ascii="Times New Roman" w:cs="Times New Roman" w:eastAsia="Times New Roman" w:hAnsi="Times New Roman"/>
+                <w:b w:val="false"/>
+                <w:bCs w:val="false"/>
+                <w:sz w:val="21"/>
+                <w:szCs w:val="21"/>
+              </w:rPr>
+              <w:t xml:space="preserve"> (apt) — </w:t>
+            </w:r>
+            <w:r>
+              <w:rPr>
+                <w:rFonts w:ascii="Consolas" w:cs="Consolas" w:eastAsia="Consolas" w:hAnsi="Consolas"/>
+                <w:b w:val="false"/>
+                <w:bCs w:val="false"/>
+                <w:sz w:val="21"/>
+                <w:szCs w:val="21"/>
+              </w:rPr>
+              <w:t xml:space="preserve">brew install arm-none-eabi-size</w:t>
+            </w:r>
+            <w:r>
+              <w:rPr>
+                <w:rFonts w:ascii="Times New Roman" w:cs="Times New Roman" w:eastAsia="Times New Roman" w:hAnsi="Times New Roman"/>
+                <w:b w:val="false"/>
+                <w:bCs w:val="false"/>
+                <w:sz w:val="21"/>
+                <w:szCs w:val="21"/>
+              </w:rPr>
+              <w:t xml:space="preserve"> không tồn tại. Cùng chuyện với </w:t>
+            </w:r>
+            <w:r>
+              <w:rPr>
+                <w:rFonts w:ascii="Consolas" w:cs="Consolas" w:eastAsia="Consolas" w:hAnsi="Consolas"/>
+                <w:b w:val="false"/>
+                <w:bCs w:val="false"/>
+                <w:sz w:val="21"/>
+                <w:szCs w:val="21"/>
+              </w:rPr>
+              <w:t xml:space="preserve">avr-size</w:t>
+            </w:r>
+            <w:r>
+              <w:rPr>
+                <w:rFonts w:ascii="Times New Roman" w:cs="Times New Roman" w:eastAsia="Times New Roman" w:hAnsi="Times New Roman"/>
+                <w:b w:val="false"/>
+                <w:bCs w:val="false"/>
+                <w:sz w:val="21"/>
+                <w:szCs w:val="21"/>
+              </w:rPr>
+              <w:t xml:space="preserve"> (đến từ </w:t>
+            </w:r>
+            <w:r>
+              <w:rPr>
+                <w:rFonts w:ascii="Consolas" w:cs="Consolas" w:eastAsia="Consolas" w:hAnsi="Consolas"/>
+                <w:b w:val="false"/>
+                <w:bCs w:val="false"/>
+                <w:sz w:val="21"/>
+                <w:szCs w:val="21"/>
+              </w:rPr>
+              <w:t xml:space="preserve">avr-gcc</w:t>
+            </w:r>
+            <w:r>
+              <w:rPr>
+                <w:rFonts w:ascii="Times New Roman" w:cs="Times New Roman" w:eastAsia="Times New Roman" w:hAnsi="Times New Roman"/>
+                <w:b w:val="false"/>
+                <w:bCs w:val="false"/>
+                <w:sz w:val="21"/>
+                <w:szCs w:val="21"/>
+              </w:rPr>
+              <w:t xml:space="preserve">). Hệ quả trước khi sửa: </w:t>
+            </w:r>
+            <w:r>
+              <w:rPr>
+                <w:rFonts w:ascii="Consolas" w:cs="Consolas" w:eastAsia="Consolas" w:hAnsi="Consolas"/>
+                <w:b w:val="false"/>
+                <w:bCs w:val="false"/>
+                <w:sz w:val="21"/>
+                <w:szCs w:val="21"/>
+              </w:rPr>
+              <w:t xml:space="preserve">env.install</w:t>
+            </w:r>
+            <w:r>
+              <w:rPr>
+                <w:rFonts w:ascii="Times New Roman" w:cs="Times New Roman" w:eastAsia="Times New Roman" w:hAnsi="Times New Roman"/>
+                <w:b w:val="false"/>
+                <w:bCs w:val="false"/>
+                <w:sz w:val="21"/>
+                <w:szCs w:val="21"/>
+              </w:rPr>
+              <w:t xml:space="preserve"> cho ba công cụ ấy chắc chắn hỏng, và hỏng bằng một thông báo của trình quản lý gói chứ không bằng một câu EIDE giải thích được. Một danh sách phẳng dùng chung cho brew/apt/winget giả định ba hệ sinh thái đặt tên giống nhau — điều không đúng với bất kỳ gói nào có tiền tố.</w:t>
+            </w:r>
+          </w:p>
+        </w:tc>
+      </w:tr>
+      <w:tr>
+        <w:tc>
+          <w:tcPr>
+            <w:tcW w:type="dxa" w:w="1500"/>
+            <w:tcBorders>
+              <w:top w:val="single" w:color="7F7F7F" w:sz="4"/>
+              <w:left w:val="single" w:color="7F7F7F" w:sz="4"/>
+              <w:bottom w:val="single" w:color="7F7F7F" w:sz="4"/>
+              <w:right w:val="single" w:color="7F7F7F" w:sz="4"/>
+            </w:tcBorders>
+            <w:tcMar>
+              <w:top w:type="dxa" w:w="50"/>
+              <w:left w:type="dxa" w:w="80"/>
+              <w:bottom w:type="dxa" w:w="50"/>
+              <w:right w:type="dxa" w:w="80"/>
+            </w:tcMar>
+            <w:vAlign w:val="top"/>
+          </w:tcPr>
+          <w:p>
+            <w:pPr>
+              <w:spacing w:after="30" w:line="264"/>
+              <w:jc w:val="left"/>
+            </w:pPr>
+            <w:r>
+              <w:rPr>
+                <w:rFonts w:ascii="Times New Roman" w:cs="Times New Roman" w:eastAsia="Times New Roman" w:hAnsi="Times New Roman"/>
+                <w:b/>
+                <w:bCs/>
+                <w:sz w:val="21"/>
+                <w:szCs w:val="21"/>
+              </w:rPr>
+              <w:t xml:space="preserve">1.4</w:t>
+            </w:r>
+          </w:p>
+        </w:tc>
+        <w:tc>
+          <w:tcPr>
+            <w:tcW w:type="dxa" w:w="1700"/>
+            <w:tcBorders>
+              <w:top w:val="single" w:color="7F7F7F" w:sz="4"/>
+              <w:left w:val="single" w:color="7F7F7F" w:sz="4"/>
+              <w:bottom w:val="single" w:color="7F7F7F" w:sz="4"/>
+              <w:right w:val="single" w:color="7F7F7F" w:sz="4"/>
+            </w:tcBorders>
+            <w:tcMar>
+              <w:top w:type="dxa" w:w="50"/>
+              <w:left w:type="dxa" w:w="80"/>
+              <w:bottom w:type="dxa" w:w="50"/>
+              <w:right w:type="dxa" w:w="80"/>
+            </w:tcMar>
+            <w:vAlign w:val="top"/>
+          </w:tcPr>
+          <w:p>
+            <w:pPr>
+              <w:spacing w:after="30" w:line="264"/>
+              <w:jc w:val="left"/>
+            </w:pPr>
+            <w:r>
+              <w:rPr>
+                <w:rFonts w:ascii="Times New Roman" w:cs="Times New Roman" w:eastAsia="Times New Roman" w:hAnsi="Times New Roman"/>
+                <w:b w:val="false"/>
+                <w:bCs w:val="false"/>
+                <w:sz w:val="21"/>
+                <w:szCs w:val="21"/>
+              </w:rPr>
+              <w:t xml:space="preserve">22/09/2026</w:t>
+            </w:r>
+          </w:p>
+        </w:tc>
+        <w:tc>
+          <w:tcPr>
+            <w:tcW w:type="dxa" w:w="2100"/>
+            <w:tcBorders>
+              <w:top w:val="single" w:color="7F7F7F" w:sz="4"/>
+              <w:left w:val="single" w:color="7F7F7F" w:sz="4"/>
+              <w:bottom w:val="single" w:color="7F7F7F" w:sz="4"/>
+              <w:right w:val="single" w:color="7F7F7F" w:sz="4"/>
+            </w:tcBorders>
+            <w:tcMar>
+              <w:top w:type="dxa" w:w="50"/>
+              <w:left w:type="dxa" w:w="80"/>
+              <w:bottom w:type="dxa" w:w="50"/>
+              <w:right w:type="dxa" w:w="80"/>
+            </w:tcMar>
+            <w:vAlign w:val="top"/>
+          </w:tcPr>
+          <w:p>
+            <w:pPr>
+              <w:spacing w:after="30" w:line="264"/>
+              <w:jc w:val="left"/>
+            </w:pPr>
+            <w:r>
+              <w:rPr>
+                <w:rFonts w:ascii="Times New Roman" w:cs="Times New Roman" w:eastAsia="Times New Roman" w:hAnsi="Times New Roman"/>
+                <w:b w:val="false"/>
+                <w:bCs w:val="false"/>
+                <w:sz w:val="21"/>
+                <w:szCs w:val="21"/>
+              </w:rPr>
+              <w:t xml:space="preserve">Vũ Trí Công</w:t>
+            </w:r>
+          </w:p>
+        </w:tc>
+        <w:tc>
+          <w:tcPr>
+            <w:tcW w:type="dxa" w:w="4000"/>
+            <w:tcBorders>
+              <w:top w:val="single" w:color="7F7F7F" w:sz="4"/>
+              <w:left w:val="single" w:color="7F7F7F" w:sz="4"/>
+              <w:bottom w:val="single" w:color="7F7F7F" w:sz="4"/>
+              <w:right w:val="single" w:color="7F7F7F" w:sz="4"/>
+            </w:tcBorders>
+            <w:tcMar>
+              <w:top w:type="dxa" w:w="50"/>
+              <w:left w:type="dxa" w:w="80"/>
+              <w:bottom w:type="dxa" w:w="50"/>
+              <w:right w:type="dxa" w:w="80"/>
+            </w:tcMar>
+            <w:vAlign w:val="top"/>
+          </w:tcPr>
+          <w:p>
+            <w:pPr>
+              <w:spacing w:after="30" w:line="264"/>
+              <w:jc w:val="left"/>
+            </w:pPr>
+            <w:r>
+              <w:rPr>
+                <w:rFonts w:ascii="Consolas" w:cs="Consolas" w:eastAsia="Consolas" w:hAnsi="Consolas"/>
+                <w:b w:val="false"/>
+                <w:bCs w:val="false"/>
+                <w:sz w:val="21"/>
+                <w:szCs w:val="21"/>
+              </w:rPr>
+              <w:t xml:space="preserve">isa/avr8.yaml</w:t>
+            </w:r>
+            <w:r>
+              <w:rPr>
+                <w:rFonts w:ascii="Times New Roman" w:cs="Times New Roman" w:eastAsia="Times New Roman" w:hAnsi="Times New Roman"/>
+                <w:b w:val="false"/>
+                <w:bCs w:val="false"/>
+                <w:sz w:val="21"/>
+                <w:szCs w:val="21"/>
+              </w:rPr>
+              <w:t xml:space="preserve"> mục </w:t>
+            </w:r>
+            <w:r>
+              <w:rPr>
+                <w:rFonts w:ascii="Consolas" w:cs="Consolas" w:eastAsia="Consolas" w:hAnsi="Consolas"/>
+                <w:b w:val="false"/>
+                <w:bCs w:val="false"/>
+                <w:sz w:val="21"/>
+                <w:szCs w:val="21"/>
+              </w:rPr>
+              <w:t xml:space="preserve">toolchain.install.macos</w:t>
+            </w:r>
+            <w:r>
+              <w:rPr>
+                <w:rFonts w:ascii="Times New Roman" w:cs="Times New Roman" w:eastAsia="Times New Roman" w:hAnsi="Times New Roman"/>
+                <w:b w:val="false"/>
+                <w:bCs w:val="false"/>
+                <w:sz w:val="21"/>
+                <w:szCs w:val="21"/>
+              </w:rPr>
+              <w:t xml:space="preserve"> sửa thành </w:t>
+            </w:r>
+            <w:r>
+              <w:rPr>
+                <w:rFonts w:ascii="Consolas" w:cs="Consolas" w:eastAsia="Consolas" w:hAnsi="Consolas"/>
+                <w:b w:val="false"/>
+                <w:bCs w:val="false"/>
+                <w:sz w:val="21"/>
+                <w:szCs w:val="21"/>
+              </w:rPr>
+              <w:t xml:space="preserve">brew tap osx-cross/avr &amp;&amp; brew trust osx-cross/avr &amp;&amp; brew install avr-gcc@14 avrdude</w:t>
+            </w:r>
+            <w:r>
+              <w:rPr>
+                <w:rFonts w:ascii="Times New Roman" w:cs="Times New Roman" w:eastAsia="Times New Roman" w:hAnsi="Times New Roman"/>
+                <w:b w:val="false"/>
+                <w:bCs w:val="false"/>
+                <w:sz w:val="21"/>
+                <w:szCs w:val="21"/>
+              </w:rPr>
+              <w:t xml:space="preserve"> (DEV-172). Ba chỗ hỏng trong MỘT dòng cũ: (1) tap </w:t>
+            </w:r>
+            <w:r>
+              <w:rPr>
+                <w:rFonts w:ascii="Consolas" w:cs="Consolas" w:eastAsia="Consolas" w:hAnsi="Consolas"/>
+                <w:b w:val="false"/>
+                <w:bCs w:val="false"/>
+                <w:sz w:val="21"/>
+                <w:szCs w:val="21"/>
+              </w:rPr>
+              <w:t xml:space="preserve">osx-cross/avr</w:t>
+            </w:r>
+            <w:r>
+              <w:rPr>
+                <w:rFonts w:ascii="Times New Roman" w:cs="Times New Roman" w:eastAsia="Times New Roman" w:hAnsi="Times New Roman"/>
+                <w:b w:val="false"/>
+                <w:bCs w:val="false"/>
+                <w:sz w:val="21"/>
+                <w:szCs w:val="21"/>
+              </w:rPr>
+              <w:t xml:space="preserve"> nay chỉ còn formula ĐÁNH SỐ (</w:t>
+            </w:r>
+            <w:r>
+              <w:rPr>
+                <w:rFonts w:ascii="Consolas" w:cs="Consolas" w:eastAsia="Consolas" w:hAnsi="Consolas"/>
+                <w:b w:val="false"/>
+                <w:bCs w:val="false"/>
+                <w:sz w:val="21"/>
+                <w:szCs w:val="21"/>
+              </w:rPr>
+              <w:t xml:space="preserve">avr-gcc@8</w:t>
+            </w:r>
+            <w:r>
+              <w:rPr>
+                <w:rFonts w:ascii="Times New Roman" w:cs="Times New Roman" w:eastAsia="Times New Roman" w:hAnsi="Times New Roman"/>
+                <w:b w:val="false"/>
+                <w:bCs w:val="false"/>
+                <w:sz w:val="21"/>
+                <w:szCs w:val="21"/>
+              </w:rPr>
+              <w:t xml:space="preserve">…</w:t>
+            </w:r>
+            <w:r>
+              <w:rPr>
+                <w:rFonts w:ascii="Consolas" w:cs="Consolas" w:eastAsia="Consolas" w:hAnsi="Consolas"/>
+                <w:b w:val="false"/>
+                <w:bCs w:val="false"/>
+                <w:sz w:val="21"/>
+                <w:szCs w:val="21"/>
+              </w:rPr>
+              <w:t xml:space="preserve">@15</w:t>
+            </w:r>
+            <w:r>
+              <w:rPr>
+                <w:rFonts w:ascii="Times New Roman" w:cs="Times New Roman" w:eastAsia="Times New Roman" w:hAnsi="Times New Roman"/>
+                <w:b w:val="false"/>
+                <w:bCs w:val="false"/>
+                <w:sz w:val="21"/>
+                <w:szCs w:val="21"/>
+              </w:rPr>
+              <w:t xml:space="preserve">), nên </w:t>
+            </w:r>
+            <w:r>
+              <w:rPr>
+                <w:rFonts w:ascii="Consolas" w:cs="Consolas" w:eastAsia="Consolas" w:hAnsi="Consolas"/>
+                <w:b w:val="false"/>
+                <w:bCs w:val="false"/>
+                <w:sz w:val="21"/>
+                <w:szCs w:val="21"/>
+              </w:rPr>
+              <w:t xml:space="preserve">brew install avr-gcc</w:t>
+            </w:r>
+            <w:r>
+              <w:rPr>
+                <w:rFonts w:ascii="Times New Roman" w:cs="Times New Roman" w:eastAsia="Times New Roman" w:hAnsi="Times New Roman"/>
+                <w:b w:val="false"/>
+                <w:bCs w:val="false"/>
+                <w:sz w:val="21"/>
+                <w:szCs w:val="21"/>
+              </w:rPr>
+              <w:t xml:space="preserve"> trả "No available formula"; (2) Homebrew từ chối nạp formula của tap bên thứ ba cho tới khi </w:t>
+            </w:r>
+            <w:r>
+              <w:rPr>
+                <w:rFonts w:ascii="Consolas" w:cs="Consolas" w:eastAsia="Consolas" w:hAnsi="Consolas"/>
+                <w:b w:val="false"/>
+                <w:bCs w:val="false"/>
+                <w:sz w:val="21"/>
+                <w:szCs w:val="21"/>
+              </w:rPr>
+              <w:t xml:space="preserve">brew trust</w:t>
+            </w:r>
+            <w:r>
+              <w:rPr>
+                <w:rFonts w:ascii="Times New Roman" w:cs="Times New Roman" w:eastAsia="Times New Roman" w:hAnsi="Times New Roman"/>
+                <w:b w:val="false"/>
+                <w:bCs w:val="false"/>
+                <w:sz w:val="21"/>
+                <w:szCs w:val="21"/>
+              </w:rPr>
+              <w:t xml:space="preserve">; (3) </w:t>
+            </w:r>
+            <w:r>
+              <w:rPr>
+                <w:rFonts w:ascii="Consolas" w:cs="Consolas" w:eastAsia="Consolas" w:hAnsi="Consolas"/>
+                <w:b w:val="false"/>
+                <w:bCs w:val="false"/>
+                <w:sz w:val="21"/>
+                <w:szCs w:val="21"/>
+              </w:rPr>
+              <w:t xml:space="preserve">avr-gcc@14</w:t>
+            </w:r>
+            <w:r>
+              <w:rPr>
+                <w:rFonts w:ascii="Times New Roman" w:cs="Times New Roman" w:eastAsia="Times New Roman" w:hAnsi="Times New Roman"/>
+                <w:b w:val="false"/>
+                <w:bCs w:val="false"/>
+                <w:sz w:val="21"/>
+                <w:szCs w:val="21"/>
+              </w:rPr>
+              <w:t xml:space="preserve"> là </w:t>
+            </w:r>
+            <w:r>
+              <w:rPr>
+                <w:rFonts w:ascii="Times New Roman" w:cs="Times New Roman" w:eastAsia="Times New Roman" w:hAnsi="Times New Roman"/>
+                <w:b/>
+                <w:bCs/>
+                <w:sz w:val="21"/>
+                <w:szCs w:val="21"/>
+              </w:rPr>
+              <w:t xml:space="preserve">keg-only</w:t>
+            </w:r>
+            <w:r>
+              <w:rPr>
+                <w:rFonts w:ascii="Times New Roman" w:cs="Times New Roman" w:eastAsia="Times New Roman" w:hAnsi="Times New Roman"/>
+                <w:b w:val="false"/>
+                <w:bCs w:val="false"/>
+                <w:sz w:val="21"/>
+                <w:szCs w:val="21"/>
+              </w:rPr>
+              <w:t xml:space="preserve"> — Homebrew cố ý không nối nó vào </w:t>
+            </w:r>
+            <w:r>
+              <w:rPr>
+                <w:rFonts w:ascii="Consolas" w:cs="Consolas" w:eastAsia="Consolas" w:hAnsi="Consolas"/>
+                <w:b w:val="false"/>
+                <w:bCs w:val="false"/>
+                <w:sz w:val="21"/>
+                <w:szCs w:val="21"/>
+              </w:rPr>
+              <w:t xml:space="preserve">bin/</w:t>
+            </w:r>
+            <w:r>
+              <w:rPr>
+                <w:rFonts w:ascii="Times New Roman" w:cs="Times New Roman" w:eastAsia="Times New Roman" w:hAnsi="Times New Roman"/>
+                <w:b w:val="false"/>
+                <w:bCs w:val="false"/>
+                <w:sz w:val="21"/>
+                <w:szCs w:val="21"/>
+              </w:rPr>
+              <w:t xml:space="preserve">, nên cài xong mà </w:t>
+            </w:r>
+            <w:r>
+              <w:rPr>
+                <w:rFonts w:ascii="Consolas" w:cs="Consolas" w:eastAsia="Consolas" w:hAnsi="Consolas"/>
+                <w:b w:val="false"/>
+                <w:bCs w:val="false"/>
+                <w:sz w:val="21"/>
+                <w:szCs w:val="21"/>
+              </w:rPr>
+              <w:t xml:space="preserve">which avr-gcc</w:t>
+            </w:r>
+            <w:r>
+              <w:rPr>
+                <w:rFonts w:ascii="Times New Roman" w:cs="Times New Roman" w:eastAsia="Times New Roman" w:hAnsi="Times New Roman"/>
+                <w:b w:val="false"/>
+                <w:bCs w:val="false"/>
+                <w:sz w:val="21"/>
+                <w:szCs w:val="21"/>
+              </w:rPr>
+              <w:t xml:space="preserve"> vẫn không thấy. Riêng (3) không sửa được bằng tài liệu: </w:t>
+            </w:r>
+            <w:r>
+              <w:rPr>
+                <w:rFonts w:ascii="Consolas" w:cs="Consolas" w:eastAsia="Consolas" w:hAnsi="Consolas"/>
+                <w:b w:val="false"/>
+                <w:bCs w:val="false"/>
+                <w:sz w:val="21"/>
+                <w:szCs w:val="21"/>
+              </w:rPr>
+              <w:t xml:space="preserve">eide_core.tools.which()</w:t>
+            </w:r>
+            <w:r>
+              <w:rPr>
+                <w:rFonts w:ascii="Times New Roman" w:cs="Times New Roman" w:eastAsia="Times New Roman" w:hAnsi="Times New Roman"/>
+                <w:b w:val="false"/>
+                <w:bCs w:val="false"/>
+                <w:sz w:val="21"/>
+                <w:szCs w:val="21"/>
+              </w:rPr>
+              <w:t xml:space="preserve"> nay tìm thêm trong </w:t>
+            </w:r>
+            <w:r>
+              <w:rPr>
+                <w:rFonts w:ascii="Consolas" w:cs="Consolas" w:eastAsia="Consolas" w:hAnsi="Consolas"/>
+                <w:b w:val="false"/>
+                <w:bCs w:val="false"/>
+                <w:sz w:val="21"/>
+                <w:szCs w:val="21"/>
+              </w:rPr>
+              <w:t xml:space="preserve">/opt/homebrew/opt/*/bin</w:t>
+            </w:r>
+            <w:r>
+              <w:rPr>
+                <w:rFonts w:ascii="Times New Roman" w:cs="Times New Roman" w:eastAsia="Times New Roman" w:hAnsi="Times New Roman"/>
+                <w:b w:val="false"/>
+                <w:bCs w:val="false"/>
+                <w:sz w:val="21"/>
+                <w:szCs w:val="21"/>
+              </w:rPr>
+              <w:t xml:space="preserve"> và </w:t>
+            </w:r>
+            <w:r>
+              <w:rPr>
+                <w:rFonts w:ascii="Consolas" w:cs="Consolas" w:eastAsia="Consolas" w:hAnsi="Consolas"/>
+                <w:b w:val="false"/>
+                <w:bCs w:val="false"/>
+                <w:sz w:val="21"/>
+                <w:szCs w:val="21"/>
+              </w:rPr>
+              <w:t xml:space="preserve">/usr/local/opt/*/bin</w:t>
+            </w:r>
+            <w:r>
+              <w:rPr>
+                <w:rFonts w:ascii="Times New Roman" w:cs="Times New Roman" w:eastAsia="Times New Roman" w:hAnsi="Times New Roman"/>
+                <w:b w:val="false"/>
+                <w:bCs w:val="false"/>
+                <w:sz w:val="21"/>
+                <w:szCs w:val="21"/>
+              </w:rPr>
+              <w:t xml:space="preserve">, ưu tiên bản có số phiên bản cao nhất, PATH vẫn luôn thắng. Lời khuyên sửa </w:t>
+            </w:r>
+            <w:r>
+              <w:rPr>
+                <w:rFonts w:ascii="Consolas" w:cs="Consolas" w:eastAsia="Consolas" w:hAnsi="Consolas"/>
+                <w:b w:val="false"/>
+                <w:bCs w:val="false"/>
+                <w:sz w:val="21"/>
+                <w:szCs w:val="21"/>
+              </w:rPr>
+              <w:t xml:space="preserve">~/.zshrc</w:t>
+            </w:r>
+            <w:r>
+              <w:rPr>
+                <w:rFonts w:ascii="Times New Roman" w:cs="Times New Roman" w:eastAsia="Times New Roman" w:hAnsi="Times New Roman"/>
+                <w:b w:val="false"/>
+                <w:bCs w:val="false"/>
+                <w:sz w:val="21"/>
+                <w:szCs w:val="21"/>
+              </w:rPr>
+              <w:t xml:space="preserve"> của Homebrew KHÔNG cứu được daemon: nó chạy với PATH của tiến trình cha. §4 </w:t>
+            </w:r>
+            <w:r>
+              <w:rPr>
+                <w:rFonts w:ascii="Consolas" w:cs="Consolas" w:eastAsia="Consolas" w:hAnsi="Consolas"/>
+                <w:b w:val="false"/>
+                <w:bCs w:val="false"/>
+                <w:sz w:val="21"/>
+                <w:szCs w:val="21"/>
+              </w:rPr>
+              <w:t xml:space="preserve">env.check</w:t>
+            </w:r>
+            <w:r>
+              <w:rPr>
+                <w:rFonts w:ascii="Times New Roman" w:cs="Times New Roman" w:eastAsia="Times New Roman" w:hAnsi="Times New Roman"/>
+                <w:b w:val="false"/>
+                <w:bCs w:val="false"/>
+                <w:sz w:val="21"/>
+                <w:szCs w:val="21"/>
+              </w:rPr>
+              <w:t xml:space="preserve">/</w:t>
+            </w:r>
+            <w:r>
+              <w:rPr>
+                <w:rFonts w:ascii="Consolas" w:cs="Consolas" w:eastAsia="Consolas" w:hAnsi="Consolas"/>
+                <w:b w:val="false"/>
+                <w:bCs w:val="false"/>
+                <w:sz w:val="21"/>
+                <w:szCs w:val="21"/>
+              </w:rPr>
+              <w:t xml:space="preserve">env.install</w:t>
+            </w:r>
+            <w:r>
+              <w:rPr>
+                <w:rFonts w:ascii="Times New Roman" w:cs="Times New Roman" w:eastAsia="Times New Roman" w:hAnsi="Times New Roman"/>
+                <w:b w:val="false"/>
+                <w:bCs w:val="false"/>
+                <w:sz w:val="21"/>
+                <w:szCs w:val="21"/>
+              </w:rPr>
+              <w:t xml:space="preserve"> vì thế đọc đúng chuỗi công cụ đã cài, thay vì báo </w:t>
+            </w:r>
+            <w:r>
+              <w:rPr>
+                <w:rFonts w:ascii="Consolas" w:cs="Consolas" w:eastAsia="Consolas" w:hAnsi="Consolas"/>
+                <w:b w:val="false"/>
+                <w:bCs w:val="false"/>
+                <w:sz w:val="21"/>
+                <w:szCs w:val="21"/>
+              </w:rPr>
+              <w:t xml:space="preserve">E4001 TOOL_MISSING</w:t>
+            </w:r>
+            <w:r>
+              <w:rPr>
+                <w:rFonts w:ascii="Times New Roman" w:cs="Times New Roman" w:eastAsia="Times New Roman" w:hAnsi="Times New Roman"/>
+                <w:b w:val="false"/>
+                <w:bCs w:val="false"/>
+                <w:sz w:val="21"/>
+                <w:szCs w:val="21"/>
+              </w:rPr>
+              <w:t xml:space="preserve"> cho một trình dịch vừa cài xong.</w:t>
             </w:r>
           </w:p>
         </w:tc>
@@ -3559,7 +4865,167 @@
           <w:sz w:val="26"/>
           <w:szCs w:val="26"/>
         </w:rPr>
-        <w:t xml:space="preserve"> (quyết định 07/09/2026). Cả hai cần chuỗi công cụ và trình mô phỏng chưa cài được trong môi trường phát triển hiện tại (`riscv-none-elf-gcc`, ESP-IDF, QEMU riscv32/xtensa), nên “kiểm” chúng ở M2 mà không có board lẫn toolchain sẽ chỉ là nạp YAML — đúng việc mà schema manifest cộng TC-48 làm được rẻ hơn nhiều. Ở M5 làm một gói: (1) `docs/spec/isa/isa.schema.json` cùng test nạp MỌI tệp trong `docs/spec/isa/` qua schema — `avr8` (mốc M0, manifest đã có từ Sprint 1 nhưng chưa test nào chạm tới) tự có test từ đó; (2) TC-48 thả `rv32imac.yaml` vào rồi khẳng định `env.check` hiểu nó mà KHÔNG sửa dòng mã nào trong `src/`, tức chứng minh “ISA là dữ liệu, không phải mã”; (3) manifest `xtensa-esp32` và `pic16`. PIC giữ nguyên M5 vì lý do hệ sinh thái đã ghi ở bảng trên, không phải vì chưa làm: XC8 là trình dịch đóng và MPLAB sim không tự động hóa được, nên PIC không chạy được vòng “mô phỏng trước phần cứng” mà `defaults.sim_first` đòi. Xem DEVIATIONS DEV-055.</w:t>
+        <w:t xml:space="preserve"> (quyết định 07/09/2026). Cả hai cần chuỗi công cụ và trình mô phỏng chưa cài được trong môi trường phát triển hiện tại (</w:t>
+      </w:r>
+      <w:r>
+        <w:rPr>
+          <w:rFonts w:ascii="Consolas" w:cs="Consolas" w:eastAsia="Consolas" w:hAnsi="Consolas"/>
+          <w:sz w:val="22"/>
+          <w:szCs w:val="22"/>
+        </w:rPr>
+        <w:t xml:space="preserve">riscv-none-elf-gcc</w:t>
+      </w:r>
+      <w:r>
+        <w:rPr>
+          <w:rFonts w:ascii="Times New Roman" w:cs="Times New Roman" w:eastAsia="Times New Roman" w:hAnsi="Times New Roman"/>
+          <w:sz w:val="26"/>
+          <w:szCs w:val="26"/>
+        </w:rPr>
+        <w:t xml:space="preserve">, ESP-IDF, QEMU riscv32/xtensa), nên “kiểm” chúng ở M2 mà không có board lẫn toolchain sẽ chỉ là nạp YAML — đúng việc mà schema manifest cộng TC-48 làm được rẻ hơn nhiều. Ở M5 làm một gói: (1) </w:t>
+      </w:r>
+      <w:r>
+        <w:rPr>
+          <w:rFonts w:ascii="Consolas" w:cs="Consolas" w:eastAsia="Consolas" w:hAnsi="Consolas"/>
+          <w:sz w:val="22"/>
+          <w:szCs w:val="22"/>
+        </w:rPr>
+        <w:t xml:space="preserve">docs/spec/isa/isa.schema.json</w:t>
+      </w:r>
+      <w:r>
+        <w:rPr>
+          <w:rFonts w:ascii="Times New Roman" w:cs="Times New Roman" w:eastAsia="Times New Roman" w:hAnsi="Times New Roman"/>
+          <w:sz w:val="26"/>
+          <w:szCs w:val="26"/>
+        </w:rPr>
+        <w:t xml:space="preserve"> cùng test nạp MỌI tệp trong </w:t>
+      </w:r>
+      <w:r>
+        <w:rPr>
+          <w:rFonts w:ascii="Consolas" w:cs="Consolas" w:eastAsia="Consolas" w:hAnsi="Consolas"/>
+          <w:sz w:val="22"/>
+          <w:szCs w:val="22"/>
+        </w:rPr>
+        <w:t xml:space="preserve">docs/spec/isa/</w:t>
+      </w:r>
+      <w:r>
+        <w:rPr>
+          <w:rFonts w:ascii="Times New Roman" w:cs="Times New Roman" w:eastAsia="Times New Roman" w:hAnsi="Times New Roman"/>
+          <w:sz w:val="26"/>
+          <w:szCs w:val="26"/>
+        </w:rPr>
+        <w:t xml:space="preserve"> qua schema — </w:t>
+      </w:r>
+      <w:r>
+        <w:rPr>
+          <w:rFonts w:ascii="Consolas" w:cs="Consolas" w:eastAsia="Consolas" w:hAnsi="Consolas"/>
+          <w:sz w:val="22"/>
+          <w:szCs w:val="22"/>
+        </w:rPr>
+        <w:t xml:space="preserve">avr8</w:t>
+      </w:r>
+      <w:r>
+        <w:rPr>
+          <w:rFonts w:ascii="Times New Roman" w:cs="Times New Roman" w:eastAsia="Times New Roman" w:hAnsi="Times New Roman"/>
+          <w:sz w:val="26"/>
+          <w:szCs w:val="26"/>
+        </w:rPr>
+        <w:t xml:space="preserve"> (mốc M0, manifest đã có từ Sprint 1 nhưng chưa test nào chạm tới) tự có test từ đó; (2) TC-48 thả </w:t>
+      </w:r>
+      <w:r>
+        <w:rPr>
+          <w:rFonts w:ascii="Consolas" w:cs="Consolas" w:eastAsia="Consolas" w:hAnsi="Consolas"/>
+          <w:sz w:val="22"/>
+          <w:szCs w:val="22"/>
+        </w:rPr>
+        <w:t xml:space="preserve">rv32imac.yaml</w:t>
+      </w:r>
+      <w:r>
+        <w:rPr>
+          <w:rFonts w:ascii="Times New Roman" w:cs="Times New Roman" w:eastAsia="Times New Roman" w:hAnsi="Times New Roman"/>
+          <w:sz w:val="26"/>
+          <w:szCs w:val="26"/>
+        </w:rPr>
+        <w:t xml:space="preserve"> vào rồi khẳng định </w:t>
+      </w:r>
+      <w:r>
+        <w:rPr>
+          <w:rFonts w:ascii="Consolas" w:cs="Consolas" w:eastAsia="Consolas" w:hAnsi="Consolas"/>
+          <w:sz w:val="22"/>
+          <w:szCs w:val="22"/>
+        </w:rPr>
+        <w:t xml:space="preserve">env.check</w:t>
+      </w:r>
+      <w:r>
+        <w:rPr>
+          <w:rFonts w:ascii="Times New Roman" w:cs="Times New Roman" w:eastAsia="Times New Roman" w:hAnsi="Times New Roman"/>
+          <w:sz w:val="26"/>
+          <w:szCs w:val="26"/>
+        </w:rPr>
+        <w:t xml:space="preserve"> hiểu nó mà KHÔNG sửa dòng mã nào trong </w:t>
+      </w:r>
+      <w:r>
+        <w:rPr>
+          <w:rFonts w:ascii="Consolas" w:cs="Consolas" w:eastAsia="Consolas" w:hAnsi="Consolas"/>
+          <w:sz w:val="22"/>
+          <w:szCs w:val="22"/>
+        </w:rPr>
+        <w:t xml:space="preserve">src/</w:t>
+      </w:r>
+      <w:r>
+        <w:rPr>
+          <w:rFonts w:ascii="Times New Roman" w:cs="Times New Roman" w:eastAsia="Times New Roman" w:hAnsi="Times New Roman"/>
+          <w:sz w:val="26"/>
+          <w:szCs w:val="26"/>
+        </w:rPr>
+        <w:t xml:space="preserve">, tức chứng minh “ISA là dữ liệu, không phải mã”; (3) manifest </w:t>
+      </w:r>
+      <w:r>
+        <w:rPr>
+          <w:rFonts w:ascii="Consolas" w:cs="Consolas" w:eastAsia="Consolas" w:hAnsi="Consolas"/>
+          <w:sz w:val="22"/>
+          <w:szCs w:val="22"/>
+        </w:rPr>
+        <w:t xml:space="preserve">xtensa-esp32</w:t>
+      </w:r>
+      <w:r>
+        <w:rPr>
+          <w:rFonts w:ascii="Times New Roman" w:cs="Times New Roman" w:eastAsia="Times New Roman" w:hAnsi="Times New Roman"/>
+          <w:sz w:val="26"/>
+          <w:szCs w:val="26"/>
+        </w:rPr>
+        <w:t xml:space="preserve"> và </w:t>
+      </w:r>
+      <w:r>
+        <w:rPr>
+          <w:rFonts w:ascii="Consolas" w:cs="Consolas" w:eastAsia="Consolas" w:hAnsi="Consolas"/>
+          <w:sz w:val="22"/>
+          <w:szCs w:val="22"/>
+        </w:rPr>
+        <w:t xml:space="preserve">pic16</w:t>
+      </w:r>
+      <w:r>
+        <w:rPr>
+          <w:rFonts w:ascii="Times New Roman" w:cs="Times New Roman" w:eastAsia="Times New Roman" w:hAnsi="Times New Roman"/>
+          <w:sz w:val="26"/>
+          <w:szCs w:val="26"/>
+        </w:rPr>
+        <w:t xml:space="preserve">. PIC giữ nguyên M5 vì lý do hệ sinh thái đã ghi ở bảng trên, không phải vì chưa làm: XC8 là trình dịch đóng và MPLAB sim không tự động hóa được, nên PIC không chạy được vòng “mô phỏng trước phần cứng” mà </w:t>
+      </w:r>
+      <w:r>
+        <w:rPr>
+          <w:rFonts w:ascii="Consolas" w:cs="Consolas" w:eastAsia="Consolas" w:hAnsi="Consolas"/>
+          <w:sz w:val="22"/>
+          <w:szCs w:val="22"/>
+        </w:rPr>
+        <w:t xml:space="preserve">defaults.sim_first</w:t>
+      </w:r>
+      <w:r>
+        <w:rPr>
+          <w:rFonts w:ascii="Times New Roman" w:cs="Times New Roman" w:eastAsia="Times New Roman" w:hAnsi="Times New Roman"/>
+          <w:sz w:val="26"/>
+          <w:szCs w:val="26"/>
+        </w:rPr>
+        <w:t xml:space="preserve"> đòi. Xem DEVIATIONS DEV-055.</w:t>
       </w:r>
     </w:p>
     <w:p>
@@ -3604,7 +5070,87 @@
           <w:sz w:val="26"/>
           <w:szCs w:val="26"/>
         </w:rPr>
-        <w:t xml:space="preserve">env.check chạy `check` của từng tool trong sandbox, so `min` theo semver, ghi `hash` của nhị phân khi có; env.install chọn lệnh theo OS và trình quản lý gói có sẵn (thứ tự: brew → pipx → winget/apt → tải chính hãng có băm), luôn không sudo trước; gói phải thuộc `trusted_packages` (POL-17) — danh sách mặc định: gcc-arm-none-eabi, avr-gcc, avrdude, riscv-none-elf-gcc, esp-idf, cmake, ninja, probe-rs, openocd, esptool, pymcuprog, picotool, renode, simavr, qemu, cppcheck, clang-tidy, mermaid-cli, plantuml, graphviz, d2, wavedrom-cli, sigrok-cli, docling. `tools.lock` ghi {tool, version, path, sha256?, installed_by, at}; env.lock phát hiện trôi phiên bản và đề nghị khóa lại.</w:t>
+        <w:t xml:space="preserve">env.check chạy </w:t>
+      </w:r>
+      <w:r>
+        <w:rPr>
+          <w:rFonts w:ascii="Consolas" w:cs="Consolas" w:eastAsia="Consolas" w:hAnsi="Consolas"/>
+          <w:sz w:val="22"/>
+          <w:szCs w:val="22"/>
+        </w:rPr>
+        <w:t xml:space="preserve">check</w:t>
+      </w:r>
+      <w:r>
+        <w:rPr>
+          <w:rFonts w:ascii="Times New Roman" w:cs="Times New Roman" w:eastAsia="Times New Roman" w:hAnsi="Times New Roman"/>
+          <w:sz w:val="26"/>
+          <w:szCs w:val="26"/>
+        </w:rPr>
+        <w:t xml:space="preserve"> của từng tool trong sandbox, so </w:t>
+      </w:r>
+      <w:r>
+        <w:rPr>
+          <w:rFonts w:ascii="Consolas" w:cs="Consolas" w:eastAsia="Consolas" w:hAnsi="Consolas"/>
+          <w:sz w:val="22"/>
+          <w:szCs w:val="22"/>
+        </w:rPr>
+        <w:t xml:space="preserve">min</w:t>
+      </w:r>
+      <w:r>
+        <w:rPr>
+          <w:rFonts w:ascii="Times New Roman" w:cs="Times New Roman" w:eastAsia="Times New Roman" w:hAnsi="Times New Roman"/>
+          <w:sz w:val="26"/>
+          <w:szCs w:val="26"/>
+        </w:rPr>
+        <w:t xml:space="preserve"> theo semver, ghi </w:t>
+      </w:r>
+      <w:r>
+        <w:rPr>
+          <w:rFonts w:ascii="Consolas" w:cs="Consolas" w:eastAsia="Consolas" w:hAnsi="Consolas"/>
+          <w:sz w:val="22"/>
+          <w:szCs w:val="22"/>
+        </w:rPr>
+        <w:t xml:space="preserve">hash</w:t>
+      </w:r>
+      <w:r>
+        <w:rPr>
+          <w:rFonts w:ascii="Times New Roman" w:cs="Times New Roman" w:eastAsia="Times New Roman" w:hAnsi="Times New Roman"/>
+          <w:sz w:val="26"/>
+          <w:szCs w:val="26"/>
+        </w:rPr>
+        <w:t xml:space="preserve"> của nhị phân khi có; env.install chọn lệnh theo OS và trình quản lý gói có sẵn (thứ tự: brew → pipx → winget/apt → tải chính hãng có băm), luôn không sudo trước; gói phải thuộc </w:t>
+      </w:r>
+      <w:r>
+        <w:rPr>
+          <w:rFonts w:ascii="Consolas" w:cs="Consolas" w:eastAsia="Consolas" w:hAnsi="Consolas"/>
+          <w:sz w:val="22"/>
+          <w:szCs w:val="22"/>
+        </w:rPr>
+        <w:t xml:space="preserve">trusted_packages</w:t>
+      </w:r>
+      <w:r>
+        <w:rPr>
+          <w:rFonts w:ascii="Times New Roman" w:cs="Times New Roman" w:eastAsia="Times New Roman" w:hAnsi="Times New Roman"/>
+          <w:sz w:val="26"/>
+          <w:szCs w:val="26"/>
+        </w:rPr>
+        <w:t xml:space="preserve"> (POL-17) — danh sách mặc định: gcc-arm-none-eabi, avr-gcc, avrdude, riscv-none-elf-gcc, esp-idf, cmake, ninja, probe-rs, openocd, esptool, pymcuprog, picotool, renode, simavr, qemu, cppcheck, clang-tidy, mermaid-cli, plantuml, graphviz, d2, wavedrom-cli, sigrok-cli, docling. </w:t>
+      </w:r>
+      <w:r>
+        <w:rPr>
+          <w:rFonts w:ascii="Consolas" w:cs="Consolas" w:eastAsia="Consolas" w:hAnsi="Consolas"/>
+          <w:sz w:val="22"/>
+          <w:szCs w:val="22"/>
+        </w:rPr>
+        <w:t xml:space="preserve">tools.lock</w:t>
+      </w:r>
+      <w:r>
+        <w:rPr>
+          <w:rFonts w:ascii="Times New Roman" w:cs="Times New Roman" w:eastAsia="Times New Roman" w:hAnsi="Times New Roman"/>
+          <w:sz w:val="26"/>
+          <w:szCs w:val="26"/>
+        </w:rPr>
+        <w:t xml:space="preserve"> ghi {tool, version, path, sha256?, installed_by, at}; env.lock phát hiện trôi phiên bản và đề nghị khóa lại.</w:t>
       </w:r>
     </w:p>
     <w:p>
@@ -6438,7 +7984,39 @@
           <w:sz w:val="26"/>
           <w:szCs w:val="26"/>
         </w:rPr>
-        <w:t xml:space="preserve">Baud thử qua firmware kiểm định (BEN-21 §2, chế độ echo) hoặc, khi board chạy firmware khác, qua banner lặp lại (discover.firmware_probe); mỗi nấc ≤ 3 s; tổng ≤ 25 s. SWD: probe-rs `--speed`; lỗi = số lần IDCODE sai/1.000. Kết quả ghi Discovery.link_speed và `target.yaml.speeds`.</w:t>
+        <w:t xml:space="preserve">Baud thử qua firmware kiểm định (BEN-21 §2, chế độ echo) hoặc, khi board chạy firmware khác, qua banner lặp lại (discover.firmware_probe); mỗi nấc ≤ 3 s; tổng ≤ 25 s. SWD: probe-rs </w:t>
+      </w:r>
+      <w:r>
+        <w:rPr>
+          <w:rFonts w:ascii="Consolas" w:cs="Consolas" w:eastAsia="Consolas" w:hAnsi="Consolas"/>
+          <w:sz w:val="22"/>
+          <w:szCs w:val="22"/>
+        </w:rPr>
+        <w:t xml:space="preserve">--speed</w:t>
+      </w:r>
+      <w:r>
+        <w:rPr>
+          <w:rFonts w:ascii="Times New Roman" w:cs="Times New Roman" w:eastAsia="Times New Roman" w:hAnsi="Times New Roman"/>
+          <w:sz w:val="26"/>
+          <w:szCs w:val="26"/>
+        </w:rPr>
+        <w:t xml:space="preserve">; lỗi = số lần IDCODE sai/1.000. Kết quả ghi Discovery.link_speed và </w:t>
+      </w:r>
+      <w:r>
+        <w:rPr>
+          <w:rFonts w:ascii="Consolas" w:cs="Consolas" w:eastAsia="Consolas" w:hAnsi="Consolas"/>
+          <w:sz w:val="22"/>
+          <w:szCs w:val="22"/>
+        </w:rPr>
+        <w:t xml:space="preserve">target.yaml.speeds</w:t>
+      </w:r>
+      <w:r>
+        <w:rPr>
+          <w:rFonts w:ascii="Times New Roman" w:cs="Times New Roman" w:eastAsia="Times New Roman" w:hAnsi="Times New Roman"/>
+          <w:sz w:val="26"/>
+          <w:szCs w:val="26"/>
+        </w:rPr>
+        <w:t xml:space="preserve">.</w:t>
       </w:r>
     </w:p>
     <w:p>
@@ -9522,7 +11100,7 @@
         <w:sz w:val="20"/>
         <w:szCs w:val="20"/>
       </w:rPr>
-      <w:t xml:space="preserve">EIDE-TGT-19 · ISA, toolchain, adapter, discovery · v1.3</w:t>
+      <w:t xml:space="preserve">EIDE-TGT-19 · ISA, toolchain, adapter, discovery · v1.4</w:t>
     </w:r>
   </w:p>
 </w:hdr>

--- a/docs/ho-so/EIDE-TGT-19_ISA_toolchain_adapter_discovery.docx
+++ b/docs/ho-so/EIDE-TGT-19_ISA_toolchain_adapter_discovery.docx
@@ -1065,7 +1065,7 @@
                 <w:sz w:val="21"/>
                 <w:szCs w:val="21"/>
               </w:rPr>
-              <w:t xml:space="preserve">isa/armv7e-m.yaml, isa/avr8.yaml, isa/rv32imac.yaml, isa/xtensa-esp32.yaml, isa/pic16.yaml (mẫu)</w:t>
+              <w:t xml:space="preserve">isa/armv7-m.yaml, isa/armv7e-m.yaml, isa/avr8.yaml, isa/rv32imac.yaml, isa/xtensa-esp32.yaml, isa/pic16.yaml (mẫu)</w:t>
             </w:r>
           </w:p>
         </w:tc>
@@ -3077,7 +3077,7 @@
           <w:sz w:val="19"/>
           <w:szCs w:val="19"/>
         </w:rPr>
-        <w:t xml:space="preserve">family_patterns: ["^STM32F[2-4]", "^STM32L4", "^nRF52", "^SAMD5", "^LPC55"]     # regex mã chip → ISA (project.set_target)</w:t>
+        <w:t xml:space="preserve">family_patterns: ["^STM32F[34]", "^STM32L4", "^nRF52", "^SAMD5", "^LPC55"]     # regex mã chip → ISA (project.set_target)</w:t>
       </w:r>
     </w:p>
     <w:p>
@@ -3813,7 +3813,7 @@
                 <w:sz w:val="21"/>
                 <w:szCs w:val="21"/>
               </w:rPr>
-              <w:t xml:space="preserve">armv6-m</w:t>
+              <w:t xml:space="preserve">armv7-m</w:t>
             </w:r>
           </w:p>
         </w:tc>
@@ -3848,7 +3848,7 @@
                 <w:sz w:val="21"/>
                 <w:szCs w:val="21"/>
               </w:rPr>
-              <w:t xml:space="preserve">RP2040, STM32F0, SAMD21</w:t>
+              <w:t xml:space="preserve">STM32F103 (Blue Pill), STM32F205, LPC1768</w:t>
             </w:r>
           </w:p>
         </w:tc>
@@ -3883,7 +3883,7 @@
                 <w:sz w:val="21"/>
                 <w:szCs w:val="21"/>
               </w:rPr>
-              <w:t xml:space="preserve">như trên</w:t>
+              <w:t xml:space="preserve">arm-none-eabi-gcc 13.2, cmake/ninja</w:t>
             </w:r>
           </w:p>
         </w:tc>
@@ -3918,7 +3918,7 @@
                 <w:sz w:val="21"/>
                 <w:szCs w:val="21"/>
               </w:rPr>
-              <w:t xml:space="preserve">probe-rs / picotool (RP2040 UF2)</w:t>
+              <w:t xml:space="preserve">probe-rs / OpenOCD</w:t>
             </w:r>
           </w:p>
         </w:tc>
@@ -3953,7 +3953,7 @@
                 <w:sz w:val="21"/>
                 <w:szCs w:val="21"/>
               </w:rPr>
-              <w:t xml:space="preserve">CMSIS-DAP, picoprobe / IDCODE</w:t>
+              <w:t xml:space="preserve">ST-Link, J-Link, CMSIS-DAP / IDCODE + DBGMCU</w:t>
             </w:r>
           </w:p>
         </w:tc>
@@ -3988,7 +3988,7 @@
                 <w:sz w:val="21"/>
                 <w:szCs w:val="21"/>
               </w:rPr>
-              <w:t xml:space="preserve">Renode</w:t>
+              <w:t xml:space="preserve">QEMU (netduino2, stm32vldiscovery), Renode</w:t>
             </w:r>
           </w:p>
         </w:tc>
@@ -4024,7 +4024,7 @@
                 <w:sz w:val="21"/>
                 <w:szCs w:val="21"/>
               </w:rPr>
-              <w:t xml:space="preserve">avr8 (M0)</w:t>
+              <w:t xml:space="preserve">armv6-m</w:t>
             </w:r>
           </w:p>
         </w:tc>
@@ -4058,7 +4058,7 @@
                 <w:sz w:val="21"/>
                 <w:szCs w:val="21"/>
               </w:rPr>
-              <w:t xml:space="preserve">ATmega328P, ATtiny1616</w:t>
+              <w:t xml:space="preserve">RP2040, STM32F0, SAMD21</w:t>
             </w:r>
           </w:p>
         </w:tc>
@@ -4092,7 +4092,7 @@
                 <w:sz w:val="21"/>
                 <w:szCs w:val="21"/>
               </w:rPr>
-              <w:t xml:space="preserve">avr-gcc ≥7.3 (ATmega) / ≥8 cho ATtiny UPDI, avrdude 7</w:t>
+              <w:t xml:space="preserve">như trên</w:t>
             </w:r>
           </w:p>
         </w:tc>
@@ -4126,7 +4126,7 @@
                 <w:sz w:val="21"/>
                 <w:szCs w:val="21"/>
               </w:rPr>
-              <w:t xml:space="preserve">avrdude (arduino, usbasp, jtag2updi, pymcuprog UPDI)</w:t>
+              <w:t xml:space="preserve">probe-rs / picotool (RP2040 UF2)</w:t>
             </w:r>
           </w:p>
         </w:tc>
@@ -4160,7 +4160,7 @@
                 <w:sz w:val="21"/>
                 <w:szCs w:val="21"/>
               </w:rPr>
-              <w:t xml:space="preserve">AVRISP mkII, Arduino bootloader / signature bytes</w:t>
+              <w:t xml:space="preserve">CMSIS-DAP, picoprobe / IDCODE</w:t>
             </w:r>
           </w:p>
         </w:tc>
@@ -4194,7 +4194,7 @@
                 <w:sz w:val="21"/>
                 <w:szCs w:val="21"/>
               </w:rPr>
-              <w:t xml:space="preserve">simavr [52], fallback QEMU (qemu-system-avr)</w:t>
+              <w:t xml:space="preserve">Renode</w:t>
             </w:r>
           </w:p>
         </w:tc>
@@ -4231,7 +4231,7 @@
                 <w:sz w:val="21"/>
                 <w:szCs w:val="21"/>
               </w:rPr>
-              <w:t xml:space="preserve">rv32imac</w:t>
+              <w:t xml:space="preserve">avr8 (M0)</w:t>
             </w:r>
           </w:p>
         </w:tc>
@@ -4266,7 +4266,7 @@
                 <w:sz w:val="21"/>
                 <w:szCs w:val="21"/>
               </w:rPr>
-              <w:t xml:space="preserve">GD32VF103, ESP32-C3 (rv32imc), CH32V</w:t>
+              <w:t xml:space="preserve">ATmega328P, ATtiny1616</w:t>
             </w:r>
           </w:p>
         </w:tc>
@@ -4301,7 +4301,7 @@
                 <w:sz w:val="21"/>
                 <w:szCs w:val="21"/>
               </w:rPr>
-              <w:t xml:space="preserve">riscv64-elf-gcc 13+ (multilib) hoặc riscv-none-elf-gcc</w:t>
+              <w:t xml:space="preserve">avr-gcc ≥7.3 (ATmega) / ≥8 cho ATtiny UPDI, avrdude 7</w:t>
             </w:r>
           </w:p>
         </w:tc>
@@ -4336,7 +4336,7 @@
                 <w:sz w:val="21"/>
                 <w:szCs w:val="21"/>
               </w:rPr>
-              <w:t xml:space="preserve">OpenOCD / esptool (ESP)</w:t>
+              <w:t xml:space="preserve">avrdude (arduino, usbasp, jtag2updi, pymcuprog UPDI)</w:t>
             </w:r>
           </w:p>
         </w:tc>
@@ -4371,7 +4371,7 @@
                 <w:sz w:val="21"/>
                 <w:szCs w:val="21"/>
               </w:rPr>
-              <w:t xml:space="preserve">FTDI JTAG, ESP USB-JTAG / DTM IDCODE, esptool chip_id</w:t>
+              <w:t xml:space="preserve">AVRISP mkII, Arduino bootloader / signature bytes</w:t>
             </w:r>
           </w:p>
         </w:tc>
@@ -4406,7 +4406,7 @@
                 <w:sz w:val="21"/>
                 <w:szCs w:val="21"/>
               </w:rPr>
-              <w:t xml:space="preserve">QEMU riscv32 (-M virt) [53]</w:t>
+              <w:t xml:space="preserve">simavr [52], fallback QEMU (qemu-system-avr)</w:t>
             </w:r>
           </w:p>
         </w:tc>
@@ -4442,7 +4442,7 @@
                 <w:sz w:val="21"/>
                 <w:szCs w:val="21"/>
               </w:rPr>
-              <w:t xml:space="preserve">xtensa-esp32 (M5)</w:t>
+              <w:t xml:space="preserve">rv32imac</w:t>
             </w:r>
           </w:p>
         </w:tc>
@@ -4476,7 +4476,7 @@
                 <w:sz w:val="21"/>
                 <w:szCs w:val="21"/>
               </w:rPr>
-              <w:t xml:space="preserve">ESP32, ESP32-S3</w:t>
+              <w:t xml:space="preserve">GD32VF103, ESP32-C3 (rv32imc), CH32V</w:t>
             </w:r>
           </w:p>
         </w:tc>
@@ -4510,7 +4510,7 @@
                 <w:sz w:val="21"/>
                 <w:szCs w:val="21"/>
               </w:rPr>
-              <w:t xml:space="preserve">ESP-IDF 5.x (idf.py)</w:t>
+              <w:t xml:space="preserve">riscv64-elf-gcc 13+ (multilib) hoặc riscv-none-elf-gcc</w:t>
             </w:r>
           </w:p>
         </w:tc>
@@ -4544,7 +4544,7 @@
                 <w:sz w:val="21"/>
                 <w:szCs w:val="21"/>
               </w:rPr>
-              <w:t xml:space="preserve">esptool / idf.py flash</w:t>
+              <w:t xml:space="preserve">OpenOCD / esptool (ESP)</w:t>
             </w:r>
           </w:p>
         </w:tc>
@@ -4578,7 +4578,7 @@
                 <w:sz w:val="21"/>
                 <w:szCs w:val="21"/>
               </w:rPr>
-              <w:t xml:space="preserve">ESP USB-JTAG / esptool chip_id</w:t>
+              <w:t xml:space="preserve">FTDI JTAG, ESP USB-JTAG / DTM IDCODE, esptool chip_id</w:t>
             </w:r>
           </w:p>
         </w:tc>
@@ -4612,7 +4612,7 @@
                 <w:sz w:val="21"/>
                 <w:szCs w:val="21"/>
               </w:rPr>
-              <w:t xml:space="preserve">QEMU xtensa (esp32)</w:t>
+              <w:t xml:space="preserve">QEMU riscv32 (-M virt) [53]</w:t>
             </w:r>
           </w:p>
         </w:tc>
@@ -4649,6 +4649,217 @@
                 <w:sz w:val="21"/>
                 <w:szCs w:val="21"/>
               </w:rPr>
+              <w:t xml:space="preserve">xtensa-esp32 (M5)</w:t>
+            </w:r>
+          </w:p>
+        </w:tc>
+        <w:tc>
+          <w:tcPr>
+            <w:tcW w:type="dxa" w:w="1700"/>
+            <w:tcBorders>
+              <w:top w:val="single" w:color="7F7F7F" w:sz="4"/>
+              <w:left w:val="single" w:color="7F7F7F" w:sz="4"/>
+              <w:bottom w:val="single" w:color="7F7F7F" w:sz="4"/>
+              <w:right w:val="single" w:color="7F7F7F" w:sz="4"/>
+            </w:tcBorders>
+            <w:shd w:fill="F2F6FB" w:color="auto" w:val="clear"/>
+            <w:tcMar>
+              <w:top w:type="dxa" w:w="50"/>
+              <w:left w:type="dxa" w:w="80"/>
+              <w:bottom w:type="dxa" w:w="50"/>
+              <w:right w:type="dxa" w:w="80"/>
+            </w:tcMar>
+            <w:vAlign w:val="top"/>
+          </w:tcPr>
+          <w:p>
+            <w:pPr>
+              <w:spacing w:after="30" w:line="264"/>
+              <w:jc w:val="left"/>
+            </w:pPr>
+            <w:r>
+              <w:rPr>
+                <w:rFonts w:ascii="Times New Roman" w:cs="Times New Roman" w:eastAsia="Times New Roman" w:hAnsi="Times New Roman"/>
+                <w:b w:val="false"/>
+                <w:bCs w:val="false"/>
+                <w:sz w:val="21"/>
+                <w:szCs w:val="21"/>
+              </w:rPr>
+              <w:t xml:space="preserve">ESP32, ESP32-S3</w:t>
+            </w:r>
+          </w:p>
+        </w:tc>
+        <w:tc>
+          <w:tcPr>
+            <w:tcW w:type="dxa" w:w="1500"/>
+            <w:tcBorders>
+              <w:top w:val="single" w:color="7F7F7F" w:sz="4"/>
+              <w:left w:val="single" w:color="7F7F7F" w:sz="4"/>
+              <w:bottom w:val="single" w:color="7F7F7F" w:sz="4"/>
+              <w:right w:val="single" w:color="7F7F7F" w:sz="4"/>
+            </w:tcBorders>
+            <w:shd w:fill="F2F6FB" w:color="auto" w:val="clear"/>
+            <w:tcMar>
+              <w:top w:type="dxa" w:w="50"/>
+              <w:left w:type="dxa" w:w="80"/>
+              <w:bottom w:type="dxa" w:w="50"/>
+              <w:right w:type="dxa" w:w="80"/>
+            </w:tcMar>
+            <w:vAlign w:val="top"/>
+          </w:tcPr>
+          <w:p>
+            <w:pPr>
+              <w:spacing w:after="30" w:line="264"/>
+              <w:jc w:val="left"/>
+            </w:pPr>
+            <w:r>
+              <w:rPr>
+                <w:rFonts w:ascii="Times New Roman" w:cs="Times New Roman" w:eastAsia="Times New Roman" w:hAnsi="Times New Roman"/>
+                <w:b w:val="false"/>
+                <w:bCs w:val="false"/>
+                <w:sz w:val="21"/>
+                <w:szCs w:val="21"/>
+              </w:rPr>
+              <w:t xml:space="preserve">ESP-IDF 5.x (idf.py)</w:t>
+            </w:r>
+          </w:p>
+        </w:tc>
+        <w:tc>
+          <w:tcPr>
+            <w:tcW w:type="dxa" w:w="1500"/>
+            <w:tcBorders>
+              <w:top w:val="single" w:color="7F7F7F" w:sz="4"/>
+              <w:left w:val="single" w:color="7F7F7F" w:sz="4"/>
+              <w:bottom w:val="single" w:color="7F7F7F" w:sz="4"/>
+              <w:right w:val="single" w:color="7F7F7F" w:sz="4"/>
+            </w:tcBorders>
+            <w:shd w:fill="F2F6FB" w:color="auto" w:val="clear"/>
+            <w:tcMar>
+              <w:top w:type="dxa" w:w="50"/>
+              <w:left w:type="dxa" w:w="80"/>
+              <w:bottom w:type="dxa" w:w="50"/>
+              <w:right w:type="dxa" w:w="80"/>
+            </w:tcMar>
+            <w:vAlign w:val="top"/>
+          </w:tcPr>
+          <w:p>
+            <w:pPr>
+              <w:spacing w:after="30" w:line="264"/>
+              <w:jc w:val="left"/>
+            </w:pPr>
+            <w:r>
+              <w:rPr>
+                <w:rFonts w:ascii="Times New Roman" w:cs="Times New Roman" w:eastAsia="Times New Roman" w:hAnsi="Times New Roman"/>
+                <w:b w:val="false"/>
+                <w:bCs w:val="false"/>
+                <w:sz w:val="21"/>
+                <w:szCs w:val="21"/>
+              </w:rPr>
+              <w:t xml:space="preserve">esptool / idf.py flash</w:t>
+            </w:r>
+          </w:p>
+        </w:tc>
+        <w:tc>
+          <w:tcPr>
+            <w:tcW w:type="dxa" w:w="1500"/>
+            <w:tcBorders>
+              <w:top w:val="single" w:color="7F7F7F" w:sz="4"/>
+              <w:left w:val="single" w:color="7F7F7F" w:sz="4"/>
+              <w:bottom w:val="single" w:color="7F7F7F" w:sz="4"/>
+              <w:right w:val="single" w:color="7F7F7F" w:sz="4"/>
+            </w:tcBorders>
+            <w:shd w:fill="F2F6FB" w:color="auto" w:val="clear"/>
+            <w:tcMar>
+              <w:top w:type="dxa" w:w="50"/>
+              <w:left w:type="dxa" w:w="80"/>
+              <w:bottom w:type="dxa" w:w="50"/>
+              <w:right w:type="dxa" w:w="80"/>
+            </w:tcMar>
+            <w:vAlign w:val="top"/>
+          </w:tcPr>
+          <w:p>
+            <w:pPr>
+              <w:spacing w:after="30" w:line="264"/>
+              <w:jc w:val="left"/>
+            </w:pPr>
+            <w:r>
+              <w:rPr>
+                <w:rFonts w:ascii="Times New Roman" w:cs="Times New Roman" w:eastAsia="Times New Roman" w:hAnsi="Times New Roman"/>
+                <w:b w:val="false"/>
+                <w:bCs w:val="false"/>
+                <w:sz w:val="21"/>
+                <w:szCs w:val="21"/>
+              </w:rPr>
+              <w:t xml:space="preserve">ESP USB-JTAG / esptool chip_id</w:t>
+            </w:r>
+          </w:p>
+        </w:tc>
+        <w:tc>
+          <w:tcPr>
+            <w:tcW w:type="dxa" w:w="1800"/>
+            <w:tcBorders>
+              <w:top w:val="single" w:color="7F7F7F" w:sz="4"/>
+              <w:left w:val="single" w:color="7F7F7F" w:sz="4"/>
+              <w:bottom w:val="single" w:color="7F7F7F" w:sz="4"/>
+              <w:right w:val="single" w:color="7F7F7F" w:sz="4"/>
+            </w:tcBorders>
+            <w:shd w:fill="F2F6FB" w:color="auto" w:val="clear"/>
+            <w:tcMar>
+              <w:top w:type="dxa" w:w="50"/>
+              <w:left w:type="dxa" w:w="80"/>
+              <w:bottom w:type="dxa" w:w="50"/>
+              <w:right w:type="dxa" w:w="80"/>
+            </w:tcMar>
+            <w:vAlign w:val="top"/>
+          </w:tcPr>
+          <w:p>
+            <w:pPr>
+              <w:spacing w:after="30" w:line="264"/>
+              <w:jc w:val="left"/>
+            </w:pPr>
+            <w:r>
+              <w:rPr>
+                <w:rFonts w:ascii="Times New Roman" w:cs="Times New Roman" w:eastAsia="Times New Roman" w:hAnsi="Times New Roman"/>
+                <w:b w:val="false"/>
+                <w:bCs w:val="false"/>
+                <w:sz w:val="21"/>
+                <w:szCs w:val="21"/>
+              </w:rPr>
+              <w:t xml:space="preserve">QEMU xtensa (esp32)</w:t>
+            </w:r>
+          </w:p>
+        </w:tc>
+      </w:tr>
+      <w:tr>
+        <w:tc>
+          <w:tcPr>
+            <w:tcW w:type="dxa" w:w="1300"/>
+            <w:tcBorders>
+              <w:top w:val="single" w:color="7F7F7F" w:sz="4"/>
+              <w:left w:val="single" w:color="7F7F7F" w:sz="4"/>
+              <w:bottom w:val="single" w:color="7F7F7F" w:sz="4"/>
+              <w:right w:val="single" w:color="7F7F7F" w:sz="4"/>
+            </w:tcBorders>
+            <w:tcMar>
+              <w:top w:type="dxa" w:w="50"/>
+              <w:left w:type="dxa" w:w="80"/>
+              <w:bottom w:type="dxa" w:w="50"/>
+              <w:right w:type="dxa" w:w="80"/>
+            </w:tcMar>
+            <w:vAlign w:val="top"/>
+          </w:tcPr>
+          <w:p>
+            <w:pPr>
+              <w:spacing w:after="30" w:line="264"/>
+              <w:jc w:val="left"/>
+            </w:pPr>
+            <w:r>
+              <w:rPr>
+                <w:rFonts w:ascii="Times New Roman" w:cs="Times New Roman" w:eastAsia="Times New Roman" w:hAnsi="Times New Roman"/>
+                <w:b/>
+                <w:bCs/>
+                <w:sz w:val="21"/>
+                <w:szCs w:val="21"/>
+              </w:rPr>
               <w:t xml:space="preserve">pic16/pic18 (M5)</w:t>
             </w:r>
           </w:p>
@@ -4662,7 +4873,6 @@
               <w:bottom w:val="single" w:color="7F7F7F" w:sz="4"/>
               <w:right w:val="single" w:color="7F7F7F" w:sz="4"/>
             </w:tcBorders>
-            <w:shd w:fill="F2F6FB" w:color="auto" w:val="clear"/>
             <w:tcMar>
               <w:top w:type="dxa" w:w="50"/>
               <w:left w:type="dxa" w:w="80"/>
@@ -4697,7 +4907,6 @@
               <w:bottom w:val="single" w:color="7F7F7F" w:sz="4"/>
               <w:right w:val="single" w:color="7F7F7F" w:sz="4"/>
             </w:tcBorders>
-            <w:shd w:fill="F2F6FB" w:color="auto" w:val="clear"/>
             <w:tcMar>
               <w:top w:type="dxa" w:w="50"/>
               <w:left w:type="dxa" w:w="80"/>
@@ -4732,7 +4941,6 @@
               <w:bottom w:val="single" w:color="7F7F7F" w:sz="4"/>
               <w:right w:val="single" w:color="7F7F7F" w:sz="4"/>
             </w:tcBorders>
-            <w:shd w:fill="F2F6FB" w:color="auto" w:val="clear"/>
             <w:tcMar>
               <w:top w:type="dxa" w:w="50"/>
               <w:left w:type="dxa" w:w="80"/>
@@ -4767,7 +4975,6 @@
               <w:bottom w:val="single" w:color="7F7F7F" w:sz="4"/>
               <w:right w:val="single" w:color="7F7F7F" w:sz="4"/>
             </w:tcBorders>
-            <w:shd w:fill="F2F6FB" w:color="auto" w:val="clear"/>
             <w:tcMar>
               <w:top w:type="dxa" w:w="50"/>
               <w:left w:type="dxa" w:w="80"/>
@@ -4802,7 +5009,6 @@
               <w:bottom w:val="single" w:color="7F7F7F" w:sz="4"/>
               <w:right w:val="single" w:color="7F7F7F" w:sz="4"/>
             </w:tcBorders>
-            <w:shd w:fill="F2F6FB" w:color="auto" w:val="clear"/>
             <w:tcMar>
               <w:top w:type="dxa" w:w="50"/>
               <w:left w:type="dxa" w:w="80"/>
